--- a/24BAD030 - EX 1-EXPLORE THE INTERFACE AND BASIC FEATURES OF BI Tool.docx
+++ b/24BAD030 - EX 1-EXPLORE THE INTERFACE AND BASIC FEATURES OF BI Tool.docx
@@ -1,6 +1,6 @@
 
 <file path=word/document.xml><?xml version="1.0" encoding="utf-8"?>
-<w:document xmlns:wpc="http://schemas.microsoft.com/office/word/2010/wordprocessingCanvas" xmlns:cx="http://schemas.microsoft.com/office/drawing/2014/chartex" xmlns:cx1="http://schemas.microsoft.com/office/drawing/2015/9/8/chartex" xmlns:cx2="http://schemas.microsoft.com/office/drawing/2015/10/21/chartex" xmlns:cx3="http://schemas.microsoft.com/office/drawing/2016/5/9/chartex" xmlns:cx4="http://schemas.microsoft.com/office/drawing/2016/5/10/chartex" xmlns:cx5="http://schemas.microsoft.com/office/drawing/2016/5/11/chartex" xmlns:cx6="http://schemas.microsoft.com/office/drawing/2016/5/12/chartex" xmlns:cx7="http://schemas.microsoft.com/office/drawing/2016/5/13/chartex" xmlns:cx8="http://schemas.microsoft.com/office/drawing/2016/5/14/chartex" xmlns:mc="http://schemas.openxmlformats.org/markup-compatibility/2006" xmlns:aink="http://schemas.microsoft.com/office/drawing/2016/ink" xmlns:am3d="http://schemas.microsoft.com/office/drawing/2017/model3d" xmlns:o="urn:schemas-microsoft-com:office:office" xmlns:oel="http://schemas.microsoft.com/office/2019/extlst" xmlns:r="http://schemas.openxmlformats.org/officeDocument/2006/relationships" xmlns:m="http://schemas.openxmlformats.org/officeDocument/2006/math" xmlns:v="urn:schemas-microsoft-com:vml" xmlns:wp14="http://schemas.microsoft.com/office/word/2010/wordprocessingDrawing" xmlns:wp="http://schemas.openxmlformats.org/drawingml/2006/wordprocessingDrawing" xmlns:w10="urn:schemas-microsoft-com:office:word" xmlns:w="http://schemas.openxmlformats.org/wordprocessingml/2006/main" xmlns:w14="http://schemas.microsoft.com/office/word/2010/wordml" xmlns:w15="http://schemas.microsoft.com/office/word/2012/wordml" xmlns:w16cex="http://schemas.microsoft.com/office/word/2018/wordml/cex" xmlns:w16cid="http://schemas.microsoft.com/office/word/2016/wordml/cid" xmlns:w16="http://schemas.microsoft.com/office/word/2018/wordml" xmlns:w16du="http://schemas.microsoft.com/office/word/2023/wordml/word16du" xmlns:w16sdtdh="http://schemas.microsoft.com/office/word/2020/wordml/sdtdatahash" xmlns:w16sdtfl="http://schemas.microsoft.com/office/word/2024/wordml/sdtformatlock" xmlns:w16se="http://schemas.microsoft.com/office/word/2015/wordml/symex" xmlns:wpg="http://schemas.microsoft.com/office/word/2010/wordprocessingGroup" xmlns:wpi="http://schemas.microsoft.com/office/word/2010/wordprocessingInk" xmlns:wne="http://schemas.microsoft.com/office/word/2006/wordml" xmlns:wps="http://schemas.microsoft.com/office/word/2010/wordprocessingShape" mc:Ignorable="w14 w15 w16se w16cid w16 w16cex w16sdtdh w16sdtfl w16du wp14">
+<w:document xmlns:wpc="http://schemas.microsoft.com/office/word/2010/wordprocessingCanvas" xmlns:cx="http://schemas.microsoft.com/office/drawing/2014/chartex" xmlns:cx1="http://schemas.microsoft.com/office/drawing/2015/9/8/chartex" xmlns:cx2="http://schemas.microsoft.com/office/drawing/2015/10/21/chartex" xmlns:cx3="http://schemas.microsoft.com/office/drawing/2016/5/9/chartex" xmlns:cx4="http://schemas.microsoft.com/office/drawing/2016/5/10/chartex" xmlns:cx5="http://schemas.microsoft.com/office/drawing/2016/5/11/chartex" xmlns:cx6="http://schemas.microsoft.com/office/drawing/2016/5/12/chartex" xmlns:cx7="http://schemas.microsoft.com/office/drawing/2016/5/13/chartex" xmlns:cx8="http://schemas.microsoft.com/office/drawing/2016/5/14/chartex" xmlns:mc="http://schemas.openxmlformats.org/markup-compatibility/2006" xmlns:aink="http://schemas.microsoft.com/office/drawing/2016/ink" xmlns:am3d="http://schemas.microsoft.com/office/drawing/2017/model3d" xmlns:o="urn:schemas-microsoft-com:office:office" xmlns:oel="http://schemas.microsoft.com/office/2019/extlst" xmlns:r="http://schemas.openxmlformats.org/officeDocument/2006/relationships" xmlns:m="http://schemas.openxmlformats.org/officeDocument/2006/math" xmlns:v="urn:schemas-microsoft-com:vml" xmlns:wp14="http://schemas.microsoft.com/office/word/2010/wordprocessingDrawing" xmlns:wp="http://schemas.openxmlformats.org/drawingml/2006/wordprocessingDrawing" xmlns:w10="urn:schemas-microsoft-com:office:word" xmlns:w="http://schemas.openxmlformats.org/wordprocessingml/2006/main" xmlns:w14="http://schemas.microsoft.com/office/word/2010/wordml" xmlns:w15="http://schemas.microsoft.com/office/word/2012/wordml" xmlns:w16cex="http://schemas.microsoft.com/office/word/2018/wordml/cex" xmlns:w16cid="http://schemas.microsoft.com/office/word/2016/wordml/cid" xmlns:w16="http://schemas.microsoft.com/office/word/2018/wordml" xmlns:w16du="http://schemas.microsoft.com/office/word/2023/wordml/word16du" xmlns:w16sdtdh="http://schemas.microsoft.com/office/word/2020/wordml/sdtdatahash" xmlns:w16sdtfl="http://schemas.microsoft.com/office/word/2024/wordml/sdtformatlock" xmlns:w16se="http://schemas.microsoft.com/office/word/2015/wordml/symex" xmlns:wpg="http://schemas.microsoft.com/office/word/2010/wordprocessingGroup" xmlns:wpi="http://schemas.microsoft.com/office/word/2010/wordprocessingInk" xmlns:wne="http://schemas.microsoft.com/office/word/2006/wordml" xmlns:wps="http://schemas.microsoft.com/office/word/2010/wordprocessingShape" xmlns:a="http://schemas.openxmlformats.org/drawingml/2006/main" xmlns:pic="http://schemas.openxmlformats.org/drawingml/2006/picture" xmlns:a14="http://schemas.microsoft.com/office/drawing/2010/main" mc:Ignorable="w14 w15 w16se w16cid w16 w16cex w16sdtdh w16sdtfl w16du wp14">
   <w:body>
     <w:p>
       <w:pPr>
@@ -265,13 +265,13 @@
         <w:sectPr>
           <w:headerReference w:type="default" r:id="rId8"/>
           <w:type w:val="continuous"/>
-          <w:pgSz w:w="11910" w:h="16840"/>
+          <w:pgSz w:w="11910" w:h="16840" w:orient="portrait"/>
           <w:pgMar w:top="1420" w:right="1417" w:bottom="280" w:left="1417" w:header="720" w:footer="720" w:gutter="0"/>
           <w:pgBorders w:offsetFrom="page">
-            <w:top w:val="double" w:sz="4" w:space="25" w:color="000000"/>
-            <w:left w:val="double" w:sz="4" w:space="25" w:color="000000"/>
-            <w:bottom w:val="double" w:sz="4" w:space="24" w:color="000000"/>
-            <w:right w:val="double" w:sz="4" w:space="24" w:color="000000"/>
+            <w:top w:val="double" w:color="000000" w:sz="4" w:space="25"/>
+            <w:left w:val="double" w:color="000000" w:sz="4" w:space="25"/>
+            <w:bottom w:val="double" w:color="000000" w:sz="4" w:space="24"/>
+            <w:right w:val="double" w:color="000000" w:sz="4" w:space="24"/>
           </w:pgBorders>
           <w:cols w:space="720"/>
         </w:sectPr>
@@ -288,7 +288,6 @@
         <w:rPr>
           <w:spacing w:val="-2"/>
         </w:rPr>
-        <w:lastRenderedPageBreak/>
         <w:t>INDEX</w:t>
       </w:r>
     </w:p>
@@ -297,12 +296,12 @@
         <w:tblW w:w="0" w:type="auto"/>
         <w:tblInd w:w="54" w:type="dxa"/>
         <w:tblBorders>
-          <w:top w:val="single" w:sz="12" w:space="0" w:color="000000"/>
-          <w:left w:val="single" w:sz="12" w:space="0" w:color="000000"/>
-          <w:bottom w:val="single" w:sz="12" w:space="0" w:color="000000"/>
-          <w:right w:val="single" w:sz="12" w:space="0" w:color="000000"/>
-          <w:insideH w:val="single" w:sz="12" w:space="0" w:color="000000"/>
-          <w:insideV w:val="single" w:sz="12" w:space="0" w:color="000000"/>
+          <w:top w:val="single" w:color="000000" w:sz="12" w:space="0"/>
+          <w:left w:val="single" w:color="000000" w:sz="12" w:space="0"/>
+          <w:bottom w:val="single" w:color="000000" w:sz="12" w:space="0"/>
+          <w:right w:val="single" w:color="000000" w:sz="12" w:space="0"/>
+          <w:insideH w:val="single" w:color="000000" w:sz="12" w:space="0"/>
+          <w:insideV w:val="single" w:color="000000" w:sz="12" w:space="0"/>
         </w:tblBorders>
         <w:tblLayout w:type="fixed"/>
         <w:tblCellMar>
@@ -1922,6 +1921,8 @@
       </w:r>
       <w:r>
         <w:tab/>
+      </w:r>
+      <w:r>
         <w:t>Faculty</w:t>
       </w:r>
       <w:r>
@@ -1941,13 +1942,13 @@
       <w:pPr>
         <w:pStyle w:val="Heading4"/>
         <w:sectPr>
-          <w:pgSz w:w="11910" w:h="16840"/>
+          <w:pgSz w:w="11910" w:h="16840" w:orient="portrait"/>
           <w:pgMar w:top="1340" w:right="1417" w:bottom="280" w:left="1417" w:header="720" w:footer="720" w:gutter="0"/>
           <w:pgBorders w:offsetFrom="page">
-            <w:top w:val="double" w:sz="4" w:space="25" w:color="000000"/>
-            <w:left w:val="double" w:sz="4" w:space="25" w:color="000000"/>
-            <w:bottom w:val="double" w:sz="4" w:space="24" w:color="000000"/>
-            <w:right w:val="double" w:sz="4" w:space="24" w:color="000000"/>
+            <w:top w:val="double" w:color="000000" w:sz="4" w:space="25"/>
+            <w:left w:val="double" w:color="000000" w:sz="4" w:space="25"/>
+            <w:bottom w:val="double" w:color="000000" w:sz="4" w:space="24"/>
+            <w:right w:val="double" w:color="000000" w:sz="4" w:space="24"/>
           </w:pgBorders>
           <w:cols w:space="720"/>
         </w:sectPr>
@@ -1968,12 +1969,12 @@
         <w:tblW w:w="0" w:type="auto"/>
         <w:tblInd w:w="27" w:type="dxa"/>
         <w:tblBorders>
-          <w:top w:val="single" w:sz="6" w:space="0" w:color="000000"/>
-          <w:left w:val="single" w:sz="6" w:space="0" w:color="000000"/>
-          <w:bottom w:val="single" w:sz="6" w:space="0" w:color="000000"/>
-          <w:right w:val="single" w:sz="6" w:space="0" w:color="000000"/>
-          <w:insideH w:val="single" w:sz="6" w:space="0" w:color="000000"/>
-          <w:insideV w:val="single" w:sz="6" w:space="0" w:color="000000"/>
+          <w:top w:val="single" w:color="000000" w:sz="6" w:space="0"/>
+          <w:left w:val="single" w:color="000000" w:sz="6" w:space="0"/>
+          <w:bottom w:val="single" w:color="000000" w:sz="6" w:space="0"/>
+          <w:right w:val="single" w:color="000000" w:sz="6" w:space="0"/>
+          <w:insideH w:val="single" w:color="000000" w:sz="6" w:space="0"/>
+          <w:insideV w:val="single" w:color="000000" w:sz="6" w:space="0"/>
         </w:tblBorders>
         <w:tblLayout w:type="fixed"/>
         <w:tblCellMar>
@@ -2266,7 +2267,7 @@
         </w:rPr>
         <w:t xml:space="preserve"> Link - </w:t>
       </w:r>
-      <w:hyperlink r:id="rId9" w:history="1">
+      <w:hyperlink w:history="1" r:id="rId9">
         <w:r>
           <w:rPr>
             <w:rStyle w:val="Hyperlink"/>
@@ -2578,7 +2579,7 @@
       </w:pPr>
       <w:r>
         <w:rPr>
-          <w:rFonts w:ascii="Cambria" w:eastAsia="Cambria" w:hAnsi="Cambria" w:cs="Cambria"/>
+          <w:rFonts w:ascii="Cambria" w:hAnsi="Cambria" w:eastAsia="Cambria" w:cs="Cambria"/>
           <w:sz w:val="21"/>
           <w:szCs w:val="22"/>
           <w:lang w:val="en-US" w:eastAsia="en-US" w:bidi="ar-SA"/>
@@ -2791,7 +2792,7 @@
         </w:numPr>
         <w:spacing w:after="0" w:afterAutospacing="0"/>
         <w:rPr>
-          <w:rFonts w:ascii="Cambria" w:eastAsia="Cambria" w:hAnsi="Cambria" w:cs="Cambria"/>
+          <w:rFonts w:ascii="Cambria" w:hAnsi="Cambria" w:eastAsia="Cambria" w:cs="Cambria"/>
           <w:sz w:val="21"/>
           <w:szCs w:val="22"/>
           <w:lang w:val="en-US" w:eastAsia="en-US" w:bidi="ar-SA"/>
@@ -2799,7 +2800,7 @@
       </w:pPr>
       <w:r>
         <w:rPr>
-          <w:rFonts w:ascii="Cambria" w:eastAsia="Cambria" w:hAnsi="Cambria" w:cs="Cambria"/>
+          <w:rFonts w:ascii="Cambria" w:hAnsi="Cambria" w:eastAsia="Cambria" w:cs="Cambria"/>
           <w:sz w:val="21"/>
           <w:szCs w:val="22"/>
           <w:lang w:val="en-US" w:eastAsia="en-US" w:bidi="ar-SA"/>
@@ -2816,7 +2817,7 @@
         </w:numPr>
         <w:spacing w:after="0" w:afterAutospacing="0"/>
         <w:rPr>
-          <w:rFonts w:ascii="Cambria" w:eastAsia="Cambria" w:hAnsi="Cambria" w:cs="Cambria"/>
+          <w:rFonts w:ascii="Cambria" w:hAnsi="Cambria" w:eastAsia="Cambria" w:cs="Cambria"/>
           <w:sz w:val="21"/>
           <w:szCs w:val="22"/>
           <w:lang w:val="en-US" w:eastAsia="en-US" w:bidi="ar-SA"/>
@@ -2824,7 +2825,7 @@
       </w:pPr>
       <w:r>
         <w:rPr>
-          <w:rFonts w:ascii="Cambria" w:eastAsia="Cambria" w:hAnsi="Cambria" w:cs="Cambria"/>
+          <w:rFonts w:ascii="Cambria" w:hAnsi="Cambria" w:eastAsia="Cambria" w:cs="Cambria"/>
           <w:sz w:val="21"/>
           <w:szCs w:val="22"/>
           <w:lang w:val="en-US" w:eastAsia="en-US" w:bidi="ar-SA"/>
@@ -2841,7 +2842,7 @@
         </w:numPr>
         <w:spacing w:after="0" w:afterAutospacing="0"/>
         <w:rPr>
-          <w:rFonts w:ascii="Cambria" w:eastAsia="Cambria" w:hAnsi="Cambria" w:cs="Cambria"/>
+          <w:rFonts w:ascii="Cambria" w:hAnsi="Cambria" w:eastAsia="Cambria" w:cs="Cambria"/>
           <w:sz w:val="21"/>
           <w:szCs w:val="22"/>
           <w:lang w:val="en-US" w:eastAsia="en-US" w:bidi="ar-SA"/>
@@ -2849,7 +2850,7 @@
       </w:pPr>
       <w:r>
         <w:rPr>
-          <w:rFonts w:ascii="Cambria" w:eastAsia="Cambria" w:hAnsi="Cambria" w:cs="Cambria"/>
+          <w:rFonts w:ascii="Cambria" w:hAnsi="Cambria" w:eastAsia="Cambria" w:cs="Cambria"/>
           <w:sz w:val="21"/>
           <w:szCs w:val="22"/>
           <w:lang w:val="en-US" w:eastAsia="en-US" w:bidi="ar-SA"/>
@@ -2858,7 +2859,7 @@
       </w:r>
       <w:r>
         <w:rPr>
-          <w:rFonts w:ascii="Cambria" w:eastAsia="Cambria" w:hAnsi="Cambria" w:cs="Cambria"/>
+          <w:rFonts w:ascii="Cambria" w:hAnsi="Cambria" w:eastAsia="Cambria" w:cs="Cambria"/>
           <w:sz w:val="21"/>
           <w:szCs w:val="22"/>
           <w:lang w:val="en-US" w:eastAsia="en-US" w:bidi="ar-SA"/>
@@ -3077,7 +3078,7 @@
         <w:spacing w:after="0" w:afterAutospacing="0"/>
         <w:ind w:left="817"/>
         <w:rPr>
-          <w:rFonts w:ascii="Cambria" w:eastAsia="Cambria" w:hAnsi="Cambria" w:cs="Cambria"/>
+          <w:rFonts w:ascii="Cambria" w:hAnsi="Cambria" w:eastAsia="Cambria" w:cs="Cambria"/>
           <w:sz w:val="21"/>
           <w:szCs w:val="22"/>
           <w:lang w:val="en-US" w:eastAsia="en-US" w:bidi="ar-SA"/>
@@ -3085,7 +3086,7 @@
       </w:pPr>
       <w:r>
         <w:rPr>
-          <w:rFonts w:ascii="Cambria" w:eastAsia="Cambria" w:hAnsi="Cambria" w:cs="Cambria"/>
+          <w:rFonts w:ascii="Cambria" w:hAnsi="Cambria" w:eastAsia="Cambria" w:cs="Cambria"/>
           <w:sz w:val="21"/>
           <w:szCs w:val="22"/>
           <w:lang w:val="en-US" w:eastAsia="en-US" w:bidi="ar-SA"/>
@@ -3094,7 +3095,7 @@
       </w:r>
       <w:r>
         <w:rPr>
-          <w:rFonts w:ascii="Cambria" w:eastAsia="Cambria" w:hAnsi="Cambria" w:cs="Cambria"/>
+          <w:rFonts w:ascii="Cambria" w:hAnsi="Cambria" w:eastAsia="Cambria" w:cs="Cambria"/>
           <w:b/>
           <w:bCs/>
           <w:sz w:val="21"/>
@@ -3105,7 +3106,7 @@
       </w:r>
       <w:r>
         <w:rPr>
-          <w:rFonts w:ascii="Cambria" w:eastAsia="Cambria" w:hAnsi="Cambria" w:cs="Cambria"/>
+          <w:rFonts w:ascii="Cambria" w:hAnsi="Cambria" w:eastAsia="Cambria" w:cs="Cambria"/>
           <w:sz w:val="21"/>
           <w:szCs w:val="22"/>
           <w:lang w:val="en-US" w:eastAsia="en-US" w:bidi="ar-SA"/>
@@ -3119,7 +3120,7 @@
         <w:spacing w:before="0" w:beforeAutospacing="0" w:after="0" w:afterAutospacing="0"/>
         <w:ind w:left="817"/>
         <w:rPr>
-          <w:rFonts w:ascii="Cambria" w:eastAsia="Cambria" w:hAnsi="Cambria" w:cs="Cambria"/>
+          <w:rFonts w:ascii="Cambria" w:hAnsi="Cambria" w:eastAsia="Cambria" w:cs="Cambria"/>
           <w:sz w:val="21"/>
           <w:szCs w:val="22"/>
           <w:lang w:val="en-US" w:eastAsia="en-US" w:bidi="ar-SA"/>
@@ -3127,7 +3128,7 @@
       </w:pPr>
       <w:r>
         <w:rPr>
-          <w:rFonts w:ascii="Cambria" w:eastAsia="Cambria" w:hAnsi="Cambria" w:cs="Cambria"/>
+          <w:rFonts w:ascii="Cambria" w:hAnsi="Cambria" w:eastAsia="Cambria" w:cs="Cambria"/>
           <w:sz w:val="21"/>
           <w:szCs w:val="22"/>
           <w:lang w:val="en-US" w:eastAsia="en-US" w:bidi="ar-SA"/>
@@ -3136,7 +3137,7 @@
       </w:r>
       <w:r>
         <w:rPr>
-          <w:rFonts w:ascii="Cambria" w:eastAsia="Cambria" w:hAnsi="Cambria" w:cs="Cambria"/>
+          <w:rFonts w:ascii="Cambria" w:hAnsi="Cambria" w:eastAsia="Cambria" w:cs="Cambria"/>
           <w:b/>
           <w:bCs/>
           <w:sz w:val="21"/>
@@ -3147,7 +3148,7 @@
       </w:r>
       <w:r>
         <w:rPr>
-          <w:rFonts w:ascii="Cambria" w:eastAsia="Cambria" w:hAnsi="Cambria" w:cs="Cambria"/>
+          <w:rFonts w:ascii="Cambria" w:hAnsi="Cambria" w:eastAsia="Cambria" w:cs="Cambria"/>
           <w:sz w:val="21"/>
           <w:szCs w:val="22"/>
           <w:lang w:val="en-US" w:eastAsia="en-US" w:bidi="ar-SA"/>
@@ -3156,7 +3157,7 @@
       </w:r>
       <w:r>
         <w:rPr>
-          <w:rFonts w:ascii="Cambria" w:eastAsia="Cambria" w:hAnsi="Cambria" w:cs="Cambria"/>
+          <w:rFonts w:ascii="Cambria" w:hAnsi="Cambria" w:eastAsia="Cambria" w:cs="Cambria"/>
           <w:sz w:val="21"/>
           <w:szCs w:val="22"/>
           <w:lang w:val="en-US" w:eastAsia="en-US" w:bidi="ar-SA"/>
@@ -3698,11 +3699,13 @@
         <w:ind w:left="816" w:hanging="359"/>
         <w:rPr>
           <w:sz w:val="21"/>
-        </w:rPr>
-      </w:pPr>
-      <w:r>
-        <w:rPr>
-          <w:sz w:val="21"/>
+          <w:szCs w:val="21"/>
+        </w:rPr>
+      </w:pPr>
+      <w:r>
+        <w:rPr>
+          <w:sz w:val="21"/>
+          <w:szCs w:val="21"/>
         </w:rPr>
         <w:t>What</w:t>
       </w:r>
@@ -3710,12 +3713,14 @@
         <w:rPr>
           <w:spacing w:val="8"/>
           <w:sz w:val="21"/>
-        </w:rPr>
-        <w:t xml:space="preserve"> </w:t>
-      </w:r>
-      <w:r>
-        <w:rPr>
-          <w:sz w:val="21"/>
+          <w:szCs w:val="21"/>
+        </w:rPr>
+        <w:t xml:space="preserve"> </w:t>
+      </w:r>
+      <w:r>
+        <w:rPr>
+          <w:sz w:val="21"/>
+          <w:szCs w:val="21"/>
         </w:rPr>
         <w:t>kind</w:t>
       </w:r>
@@ -3723,12 +3728,14 @@
         <w:rPr>
           <w:spacing w:val="24"/>
           <w:sz w:val="21"/>
-        </w:rPr>
-        <w:t xml:space="preserve"> </w:t>
-      </w:r>
-      <w:r>
-        <w:rPr>
-          <w:sz w:val="21"/>
+          <w:szCs w:val="21"/>
+        </w:rPr>
+        <w:t xml:space="preserve"> </w:t>
+      </w:r>
+      <w:r>
+        <w:rPr>
+          <w:sz w:val="21"/>
+          <w:szCs w:val="21"/>
         </w:rPr>
         <w:t>of</w:t>
       </w:r>
@@ -3736,12 +3743,14 @@
         <w:rPr>
           <w:spacing w:val="18"/>
           <w:sz w:val="21"/>
-        </w:rPr>
-        <w:t xml:space="preserve"> </w:t>
-      </w:r>
-      <w:r>
-        <w:rPr>
-          <w:sz w:val="21"/>
+          <w:szCs w:val="21"/>
+        </w:rPr>
+        <w:t xml:space="preserve"> </w:t>
+      </w:r>
+      <w:r>
+        <w:rPr>
+          <w:sz w:val="21"/>
+          <w:szCs w:val="21"/>
         </w:rPr>
         <w:t>chart</w:t>
       </w:r>
@@ -3749,12 +3758,14 @@
         <w:rPr>
           <w:spacing w:val="22"/>
           <w:sz w:val="21"/>
-        </w:rPr>
-        <w:t xml:space="preserve"> </w:t>
-      </w:r>
-      <w:r>
-        <w:rPr>
-          <w:sz w:val="21"/>
+          <w:szCs w:val="21"/>
+        </w:rPr>
+        <w:t xml:space="preserve"> </w:t>
+      </w:r>
+      <w:r>
+        <w:rPr>
+          <w:sz w:val="21"/>
+          <w:szCs w:val="21"/>
         </w:rPr>
         <w:t>would</w:t>
       </w:r>
@@ -3762,12 +3773,14 @@
         <w:rPr>
           <w:spacing w:val="10"/>
           <w:sz w:val="21"/>
-        </w:rPr>
-        <w:t xml:space="preserve"> </w:t>
-      </w:r>
-      <w:r>
-        <w:rPr>
-          <w:sz w:val="21"/>
+          <w:szCs w:val="21"/>
+        </w:rPr>
+        <w:t xml:space="preserve"> </w:t>
+      </w:r>
+      <w:r>
+        <w:rPr>
+          <w:sz w:val="21"/>
+          <w:szCs w:val="21"/>
         </w:rPr>
         <w:t>you</w:t>
       </w:r>
@@ -3775,12 +3788,14 @@
         <w:rPr>
           <w:spacing w:val="10"/>
           <w:sz w:val="21"/>
-        </w:rPr>
-        <w:t xml:space="preserve"> </w:t>
-      </w:r>
-      <w:r>
-        <w:rPr>
-          <w:sz w:val="21"/>
+          <w:szCs w:val="21"/>
+        </w:rPr>
+        <w:t xml:space="preserve"> </w:t>
+      </w:r>
+      <w:r>
+        <w:rPr>
+          <w:sz w:val="21"/>
+          <w:szCs w:val="21"/>
         </w:rPr>
         <w:t>use</w:t>
       </w:r>
@@ -3788,12 +3803,14 @@
         <w:rPr>
           <w:spacing w:val="12"/>
           <w:sz w:val="21"/>
-        </w:rPr>
-        <w:t xml:space="preserve"> </w:t>
-      </w:r>
-      <w:r>
-        <w:rPr>
-          <w:sz w:val="21"/>
+          <w:szCs w:val="21"/>
+        </w:rPr>
+        <w:t xml:space="preserve"> </w:t>
+      </w:r>
+      <w:r>
+        <w:rPr>
+          <w:sz w:val="21"/>
+          <w:szCs w:val="21"/>
         </w:rPr>
         <w:t>to</w:t>
       </w:r>
@@ -3801,12 +3818,14 @@
         <w:rPr>
           <w:spacing w:val="14"/>
           <w:sz w:val="21"/>
-        </w:rPr>
-        <w:t xml:space="preserve"> </w:t>
-      </w:r>
-      <w:r>
-        <w:rPr>
-          <w:sz w:val="21"/>
+          <w:szCs w:val="21"/>
+        </w:rPr>
+        <w:t xml:space="preserve"> </w:t>
+      </w:r>
+      <w:r>
+        <w:rPr>
+          <w:sz w:val="21"/>
+          <w:szCs w:val="21"/>
         </w:rPr>
         <w:t>analyze</w:t>
       </w:r>
@@ -3814,12 +3833,14 @@
         <w:rPr>
           <w:spacing w:val="12"/>
           <w:sz w:val="21"/>
-        </w:rPr>
-        <w:t xml:space="preserve"> </w:t>
-      </w:r>
-      <w:r>
-        <w:rPr>
-          <w:sz w:val="21"/>
+          <w:szCs w:val="21"/>
+        </w:rPr>
+        <w:t xml:space="preserve"> </w:t>
+      </w:r>
+      <w:r>
+        <w:rPr>
+          <w:sz w:val="21"/>
+          <w:szCs w:val="21"/>
         </w:rPr>
         <w:t>stock</w:t>
       </w:r>
@@ -3827,12 +3848,14 @@
         <w:rPr>
           <w:spacing w:val="18"/>
           <w:sz w:val="21"/>
-        </w:rPr>
-        <w:t xml:space="preserve"> </w:t>
-      </w:r>
-      <w:r>
-        <w:rPr>
-          <w:sz w:val="21"/>
+          <w:szCs w:val="21"/>
+        </w:rPr>
+        <w:t xml:space="preserve"> </w:t>
+      </w:r>
+      <w:r>
+        <w:rPr>
+          <w:sz w:val="21"/>
+          <w:szCs w:val="21"/>
         </w:rPr>
         <w:t>price</w:t>
       </w:r>
@@ -3840,12 +3863,14 @@
         <w:rPr>
           <w:spacing w:val="27"/>
           <w:sz w:val="21"/>
-        </w:rPr>
-        <w:t xml:space="preserve"> </w:t>
-      </w:r>
-      <w:r>
-        <w:rPr>
-          <w:sz w:val="21"/>
+          <w:szCs w:val="21"/>
+        </w:rPr>
+        <w:t xml:space="preserve"> </w:t>
+      </w:r>
+      <w:r>
+        <w:rPr>
+          <w:sz w:val="21"/>
+          <w:szCs w:val="21"/>
         </w:rPr>
         <w:t>trends</w:t>
       </w:r>
@@ -3853,12 +3878,14 @@
         <w:rPr>
           <w:spacing w:val="27"/>
           <w:sz w:val="21"/>
-        </w:rPr>
-        <w:t xml:space="preserve"> </w:t>
-      </w:r>
-      <w:r>
-        <w:rPr>
-          <w:sz w:val="21"/>
+          <w:szCs w:val="21"/>
+        </w:rPr>
+        <w:t xml:space="preserve"> </w:t>
+      </w:r>
+      <w:r>
+        <w:rPr>
+          <w:sz w:val="21"/>
+          <w:szCs w:val="21"/>
         </w:rPr>
         <w:t>over</w:t>
       </w:r>
@@ -3866,6 +3893,7 @@
         <w:rPr>
           <w:spacing w:val="3"/>
           <w:sz w:val="21"/>
+          <w:szCs w:val="21"/>
         </w:rPr>
         <w:t xml:space="preserve"> </w:t>
       </w:r>
@@ -3873,6 +3901,7 @@
         <w:rPr>
           <w:spacing w:val="-2"/>
           <w:sz w:val="21"/>
+          <w:szCs w:val="21"/>
         </w:rPr>
         <w:t>time?</w:t>
       </w:r>
@@ -3891,6 +3920,7 @@
         <w:br/>
       </w:r>
       <w:r>
+        <w:rPr/>
         <w:t xml:space="preserve">A </w:t>
       </w:r>
       <w:r>
@@ -3900,7 +3930,22 @@
         <w:t>Line Chart</w:t>
       </w:r>
       <w:r>
-        <w:t xml:space="preserve"> is the best choice because it clearly shows changes in stock prices over time and helps identify trends.</w:t>
+        <w:rPr/>
+        <w:t xml:space="preserve"> is the best choice because it clearly shows changes in stock prices over time and helps </w:t>
+      </w:r>
+      <w:r>
+        <w:rPr/>
+        <w:t>identify</w:t>
+      </w:r>
+      <w:r>
+        <w:rPr/>
+        <w:t xml:space="preserve"> trends.</w:t>
+      </w:r>
+      <w:r>
+        <w:br/>
+      </w:r>
+      <w:r>
+        <w:br/>
       </w:r>
     </w:p>
     <w:p>
@@ -4163,7 +4208,6 @@
         <w:rPr>
           <w:sz w:val="21"/>
         </w:rPr>
-        <w:lastRenderedPageBreak/>
         <w:t>What</w:t>
       </w:r>
       <w:r>
@@ -4677,7 +4721,7 @@
         <w:autoSpaceDN/>
         <w:ind w:left="817" w:firstLine="0"/>
         <w:rPr>
-          <w:rFonts w:ascii="Times New Roman" w:eastAsia="Times New Roman" w:hAnsi="Times New Roman" w:cs="Times New Roman"/>
+          <w:rFonts w:ascii="Times New Roman" w:hAnsi="Times New Roman" w:eastAsia="Times New Roman" w:cs="Times New Roman"/>
           <w:sz w:val="24"/>
           <w:szCs w:val="24"/>
           <w:lang w:val="en-IN" w:eastAsia="en-IN" w:bidi="ta-IN"/>
@@ -4685,7 +4729,7 @@
       </w:pPr>
       <w:r>
         <w:rPr>
-          <w:rFonts w:ascii="Times New Roman" w:eastAsia="Times New Roman" w:hAnsi="Symbol" w:cs="Times New Roman"/>
+          <w:rFonts w:ascii="Times New Roman" w:hAnsi="Symbol" w:eastAsia="Times New Roman" w:cs="Times New Roman"/>
           <w:sz w:val="24"/>
           <w:szCs w:val="24"/>
           <w:lang w:val="en-IN" w:eastAsia="en-IN" w:bidi="ta-IN"/>
@@ -4694,7 +4738,7 @@
       </w:r>
       <w:r>
         <w:rPr>
-          <w:rFonts w:ascii="Times New Roman" w:eastAsia="Times New Roman" w:hAnsi="Times New Roman" w:cs="Times New Roman"/>
+          <w:rFonts w:ascii="Times New Roman" w:hAnsi="Times New Roman" w:eastAsia="Times New Roman" w:cs="Times New Roman"/>
           <w:sz w:val="24"/>
           <w:szCs w:val="24"/>
           <w:lang w:val="en-IN" w:eastAsia="en-IN" w:bidi="ta-IN"/>
@@ -4710,7 +4754,7 @@
         <w:autoSpaceDN/>
         <w:ind w:left="817" w:firstLine="0"/>
         <w:rPr>
-          <w:rFonts w:ascii="Times New Roman" w:eastAsia="Times New Roman" w:hAnsi="Times New Roman" w:cs="Times New Roman"/>
+          <w:rFonts w:ascii="Times New Roman" w:hAnsi="Times New Roman" w:eastAsia="Times New Roman" w:cs="Times New Roman"/>
           <w:sz w:val="24"/>
           <w:szCs w:val="24"/>
           <w:lang w:val="en-IN" w:eastAsia="en-IN" w:bidi="ta-IN"/>
@@ -4718,7 +4762,7 @@
       </w:pPr>
       <w:r>
         <w:rPr>
-          <w:rFonts w:ascii="Times New Roman" w:eastAsia="Times New Roman" w:hAnsi="Symbol" w:cs="Times New Roman"/>
+          <w:rFonts w:ascii="Times New Roman" w:hAnsi="Symbol" w:eastAsia="Times New Roman" w:cs="Times New Roman"/>
           <w:sz w:val="24"/>
           <w:szCs w:val="24"/>
           <w:lang w:val="en-IN" w:eastAsia="en-IN" w:bidi="ta-IN"/>
@@ -4727,7 +4771,7 @@
       </w:r>
       <w:r>
         <w:rPr>
-          <w:rFonts w:ascii="Times New Roman" w:eastAsia="Times New Roman" w:hAnsi="Times New Roman" w:cs="Times New Roman"/>
+          <w:rFonts w:ascii="Times New Roman" w:hAnsi="Times New Roman" w:eastAsia="Times New Roman" w:cs="Times New Roman"/>
           <w:sz w:val="24"/>
           <w:szCs w:val="24"/>
           <w:lang w:val="en-IN" w:eastAsia="en-IN" w:bidi="ta-IN"/>
@@ -4743,7 +4787,7 @@
         <w:autoSpaceDN/>
         <w:ind w:left="817" w:firstLine="0"/>
         <w:rPr>
-          <w:rFonts w:ascii="Times New Roman" w:eastAsia="Times New Roman" w:hAnsi="Times New Roman" w:cs="Times New Roman"/>
+          <w:rFonts w:ascii="Times New Roman" w:hAnsi="Times New Roman" w:eastAsia="Times New Roman" w:cs="Times New Roman"/>
           <w:sz w:val="24"/>
           <w:szCs w:val="24"/>
           <w:lang w:val="en-IN" w:eastAsia="en-IN" w:bidi="ta-IN"/>
@@ -4751,7 +4795,7 @@
       </w:pPr>
       <w:r>
         <w:rPr>
-          <w:rFonts w:ascii="Times New Roman" w:eastAsia="Times New Roman" w:hAnsi="Symbol" w:cs="Times New Roman"/>
+          <w:rFonts w:ascii="Times New Roman" w:hAnsi="Symbol" w:eastAsia="Times New Roman" w:cs="Times New Roman"/>
           <w:sz w:val="24"/>
           <w:szCs w:val="24"/>
           <w:lang w:val="en-IN" w:eastAsia="en-IN" w:bidi="ta-IN"/>
@@ -4760,7 +4804,7 @@
       </w:r>
       <w:r>
         <w:rPr>
-          <w:rFonts w:ascii="Times New Roman" w:eastAsia="Times New Roman" w:hAnsi="Times New Roman" w:cs="Times New Roman"/>
+          <w:rFonts w:ascii="Times New Roman" w:hAnsi="Times New Roman" w:eastAsia="Times New Roman" w:cs="Times New Roman"/>
           <w:sz w:val="24"/>
           <w:szCs w:val="24"/>
           <w:lang w:val="en-IN" w:eastAsia="en-IN" w:bidi="ta-IN"/>
@@ -4776,7 +4820,7 @@
         <w:autoSpaceDN/>
         <w:ind w:left="817" w:firstLine="0"/>
         <w:rPr>
-          <w:rFonts w:ascii="Times New Roman" w:eastAsia="Times New Roman" w:hAnsi="Times New Roman" w:cs="Times New Roman"/>
+          <w:rFonts w:ascii="Times New Roman" w:hAnsi="Times New Roman" w:eastAsia="Times New Roman" w:cs="Times New Roman"/>
           <w:sz w:val="24"/>
           <w:szCs w:val="24"/>
           <w:lang w:val="en-IN" w:eastAsia="en-IN" w:bidi="ta-IN"/>
@@ -4784,7 +4828,7 @@
       </w:pPr>
       <w:r>
         <w:rPr>
-          <w:rFonts w:ascii="Times New Roman" w:eastAsia="Times New Roman" w:hAnsi="Symbol" w:cs="Times New Roman"/>
+          <w:rFonts w:ascii="Times New Roman" w:hAnsi="Symbol" w:eastAsia="Times New Roman" w:cs="Times New Roman"/>
           <w:sz w:val="24"/>
           <w:szCs w:val="24"/>
           <w:lang w:val="en-IN" w:eastAsia="en-IN" w:bidi="ta-IN"/>
@@ -4793,7 +4837,7 @@
       </w:r>
       <w:r>
         <w:rPr>
-          <w:rFonts w:ascii="Times New Roman" w:eastAsia="Times New Roman" w:hAnsi="Times New Roman" w:cs="Times New Roman"/>
+          <w:rFonts w:ascii="Times New Roman" w:hAnsi="Times New Roman" w:eastAsia="Times New Roman" w:cs="Times New Roman"/>
           <w:sz w:val="24"/>
           <w:szCs w:val="24"/>
           <w:lang w:val="en-IN" w:eastAsia="en-IN" w:bidi="ta-IN"/>
@@ -4809,7 +4853,7 @@
         <w:autoSpaceDN/>
         <w:ind w:left="817" w:firstLine="0"/>
         <w:rPr>
-          <w:rFonts w:ascii="Times New Roman" w:eastAsia="Times New Roman" w:hAnsi="Times New Roman" w:cs="Times New Roman"/>
+          <w:rFonts w:ascii="Times New Roman" w:hAnsi="Times New Roman" w:eastAsia="Times New Roman" w:cs="Times New Roman"/>
           <w:sz w:val="24"/>
           <w:szCs w:val="24"/>
           <w:lang w:val="en-IN" w:eastAsia="en-IN" w:bidi="ta-IN"/>
@@ -4817,7 +4861,7 @@
       </w:pPr>
       <w:r>
         <w:rPr>
-          <w:rFonts w:ascii="Times New Roman" w:eastAsia="Times New Roman" w:hAnsi="Symbol" w:cs="Times New Roman"/>
+          <w:rFonts w:ascii="Times New Roman" w:hAnsi="Symbol" w:eastAsia="Times New Roman" w:cs="Times New Roman"/>
           <w:sz w:val="24"/>
           <w:szCs w:val="24"/>
           <w:lang w:val="en-IN" w:eastAsia="en-IN" w:bidi="ta-IN"/>
@@ -4826,7 +4870,7 @@
       </w:r>
       <w:r>
         <w:rPr>
-          <w:rFonts w:ascii="Times New Roman" w:eastAsia="Times New Roman" w:hAnsi="Times New Roman" w:cs="Times New Roman"/>
+          <w:rFonts w:ascii="Times New Roman" w:hAnsi="Times New Roman" w:eastAsia="Times New Roman" w:cs="Times New Roman"/>
           <w:sz w:val="24"/>
           <w:szCs w:val="24"/>
           <w:lang w:val="en-IN" w:eastAsia="en-IN" w:bidi="ta-IN"/>
@@ -4848,7 +4892,7 @@
       </w:pPr>
       <w:r>
         <w:rPr>
-          <w:rFonts w:ascii="Times New Roman" w:eastAsia="Times New Roman" w:hAnsi="Symbol" w:cs="Times New Roman"/>
+          <w:rFonts w:ascii="Times New Roman" w:hAnsi="Symbol" w:eastAsia="Times New Roman" w:cs="Times New Roman"/>
           <w:sz w:val="24"/>
           <w:szCs w:val="24"/>
           <w:lang w:val="en-IN" w:eastAsia="en-IN" w:bidi="ta-IN"/>
@@ -4857,7 +4901,7 @@
       </w:r>
       <w:r>
         <w:rPr>
-          <w:rFonts w:ascii="Times New Roman" w:eastAsia="Times New Roman" w:hAnsi="Times New Roman" w:cs="Times New Roman"/>
+          <w:rFonts w:ascii="Times New Roman" w:hAnsi="Times New Roman" w:eastAsia="Times New Roman" w:cs="Times New Roman"/>
           <w:sz w:val="24"/>
           <w:szCs w:val="24"/>
           <w:lang w:val="en-IN" w:eastAsia="en-IN" w:bidi="ta-IN"/>
@@ -4866,7 +4910,7 @@
       </w:r>
       <w:r>
         <w:rPr>
-          <w:rFonts w:ascii="Times New Roman" w:eastAsia="Times New Roman" w:hAnsi="Times New Roman" w:cs="Times New Roman"/>
+          <w:rFonts w:ascii="Times New Roman" w:hAnsi="Times New Roman" w:eastAsia="Times New Roman" w:cs="Times New Roman"/>
           <w:sz w:val="24"/>
           <w:szCs w:val="24"/>
           <w:lang w:val="en-IN" w:eastAsia="en-IN" w:bidi="ta-IN"/>
@@ -5056,13 +5100,13 @@
           <w:lang w:val="en-IN"/>
         </w:rPr>
         <w:sectPr>
-          <w:pgSz w:w="11910" w:h="16840"/>
+          <w:pgSz w:w="11910" w:h="16840" w:orient="portrait"/>
           <w:pgMar w:top="1400" w:right="1417" w:bottom="280" w:left="1417" w:header="720" w:footer="720" w:gutter="0"/>
           <w:pgBorders w:offsetFrom="page">
-            <w:top w:val="double" w:sz="4" w:space="25" w:color="000000"/>
-            <w:left w:val="double" w:sz="4" w:space="25" w:color="000000"/>
-            <w:bottom w:val="double" w:sz="4" w:space="24" w:color="000000"/>
-            <w:right w:val="double" w:sz="4" w:space="24" w:color="000000"/>
+            <w:top w:val="double" w:color="000000" w:sz="4" w:space="25"/>
+            <w:left w:val="double" w:color="000000" w:sz="4" w:space="25"/>
+            <w:bottom w:val="double" w:color="000000" w:sz="4" w:space="24"/>
+            <w:right w:val="double" w:color="000000" w:sz="4" w:space="24"/>
           </w:pgBorders>
           <w:cols w:space="720"/>
         </w:sectPr>
@@ -5075,7 +5119,6 @@
         <w:ind w:left="24" w:firstLine="0"/>
       </w:pPr>
       <w:r>
-        <w:lastRenderedPageBreak/>
         <w:t>IN-LAB</w:t>
       </w:r>
       <w:r>
@@ -8232,19 +8275,578 @@
         <w:pStyle w:val="ListParagraph"/>
         <w:rPr>
           <w:sz w:val="21"/>
-        </w:rPr>
+          <w:szCs w:val="21"/>
+        </w:rPr>
+      </w:pPr>
+    </w:p>
+    <w:p>
+      <w:pPr>
+        <w:pStyle w:val="ListParagraph"/>
+        <w:rPr>
+          <w:sz w:val="21"/>
+          <w:szCs w:val="21"/>
+        </w:rPr>
+      </w:pPr>
+    </w:p>
+    <w:p>
+      <w:pPr>
+        <w:pStyle w:val="Normal"/>
+        <w:ind w:left="0" w:hanging="0"/>
+        <w:rPr>
+          <w:b w:val="1"/>
+          <w:bCs w:val="1"/>
+          <w:sz w:val="24"/>
+          <w:szCs w:val="24"/>
+        </w:rPr>
+      </w:pPr>
+    </w:p>
+    <w:p>
+      <w:pPr>
+        <w:pStyle w:val="Normal"/>
+        <w:ind w:left="0" w:hanging="0"/>
+        <w:rPr>
+          <w:b w:val="1"/>
+          <w:bCs w:val="1"/>
+          <w:sz w:val="24"/>
+          <w:szCs w:val="24"/>
+        </w:rPr>
+      </w:pPr>
+    </w:p>
+    <w:p>
+      <w:pPr>
+        <w:pStyle w:val="Normal"/>
+        <w:ind w:left="0" w:hanging="0"/>
+        <w:rPr>
+          <w:b w:val="1"/>
+          <w:bCs w:val="1"/>
+          <w:sz w:val="24"/>
+          <w:szCs w:val="24"/>
+        </w:rPr>
+      </w:pPr>
+    </w:p>
+    <w:p>
+      <w:pPr>
+        <w:pStyle w:val="Normal"/>
+        <w:ind w:left="0" w:hanging="0"/>
+        <w:rPr>
+          <w:b w:val="1"/>
+          <w:bCs w:val="1"/>
+          <w:sz w:val="24"/>
+          <w:szCs w:val="24"/>
+        </w:rPr>
+      </w:pPr>
+    </w:p>
+    <w:p>
+      <w:pPr>
+        <w:pStyle w:val="Normal"/>
+        <w:ind w:left="0" w:hanging="0"/>
+        <w:rPr>
+          <w:b w:val="1"/>
+          <w:bCs w:val="1"/>
+          <w:sz w:val="24"/>
+          <w:szCs w:val="24"/>
+        </w:rPr>
+      </w:pPr>
+    </w:p>
+    <w:p>
+      <w:pPr>
+        <w:pStyle w:val="Normal"/>
+        <w:ind w:left="0" w:hanging="0"/>
+        <w:rPr>
+          <w:b w:val="1"/>
+          <w:bCs w:val="1"/>
+          <w:sz w:val="24"/>
+          <w:szCs w:val="24"/>
+        </w:rPr>
+      </w:pPr>
+    </w:p>
+    <w:p>
+      <w:pPr>
+        <w:pStyle w:val="Normal"/>
+        <w:ind w:left="0" w:hanging="0"/>
+        <w:rPr>
+          <w:b w:val="1"/>
+          <w:bCs w:val="1"/>
+          <w:sz w:val="24"/>
+          <w:szCs w:val="24"/>
+        </w:rPr>
+      </w:pPr>
+    </w:p>
+    <w:p>
+      <w:pPr>
+        <w:pStyle w:val="Normal"/>
+        <w:ind w:left="0" w:hanging="0"/>
+      </w:pPr>
+      <w:r>
+        <w:rPr>
+          <w:b w:val="1"/>
+          <w:bCs w:val="1"/>
+          <w:sz w:val="24"/>
+          <w:szCs w:val="24"/>
+        </w:rPr>
+        <w:t>Tableau</w:t>
+      </w:r>
+    </w:p>
+    <w:p>
+      <w:pPr>
+        <w:pStyle w:val="Normal"/>
+        <w:ind w:left="0" w:hanging="0"/>
+        <w:rPr>
+          <w:b w:val="1"/>
+          <w:bCs w:val="1"/>
+          <w:sz w:val="24"/>
+          <w:szCs w:val="24"/>
+        </w:rPr>
+      </w:pPr>
+    </w:p>
+    <w:p>
+      <w:pPr>
+        <w:pStyle w:val="Normal"/>
+        <w:ind w:left="0" w:hanging="0"/>
+      </w:pPr>
+      <w:r>
+        <w:drawing>
+          <wp:inline wp14:editId="7A87E796" wp14:anchorId="7DE521D0">
+            <wp:extent cx="5772150" cy="2543175"/>
+            <wp:effectExtent l="0" t="0" r="0" b="0"/>
+            <wp:docPr id="1923599937" name="drawing"/>
+            <wp:cNvGraphicFramePr>
+              <a:graphicFrameLocks noChangeAspect="1"/>
+            </wp:cNvGraphicFramePr>
+            <a:graphic>
+              <a:graphicData xmlns:a="http://schemas.openxmlformats.org/drawingml/2006/main" uri="http://schemas.openxmlformats.org/drawingml/2006/picture">
+                <pic:pic xmlns:pic="http://schemas.openxmlformats.org/drawingml/2006/picture">
+                  <pic:nvPicPr>
+                    <pic:cNvPr id="1923599937" name="Picture 1923599937"/>
+                    <pic:cNvPicPr/>
+                  </pic:nvPicPr>
+                  <pic:blipFill>
+                    <a:blip xmlns:r="http://schemas.openxmlformats.org/officeDocument/2006/relationships" r:embed="rId267927376">
+                      <a:extLst>
+                        <a:ext uri="{28A0092B-C50C-407E-A947-70E740481C1C}">
+                          <a14:useLocalDpi xmlns:a14="http://schemas.microsoft.com/office/drawing/2010/main"/>
+                        </a:ext>
+                      </a:extLst>
+                    </a:blip>
+                    <a:stretch>
+                      <a:fillRect/>
+                    </a:stretch>
+                  </pic:blipFill>
+                  <pic:spPr>
+                    <a:xfrm>
+                      <a:off x="0" y="0"/>
+                      <a:ext cx="5772150" cy="2543175"/>
+                    </a:xfrm>
+                    <a:prstGeom prst="rect">
+                      <a:avLst/>
+                    </a:prstGeom>
+                  </pic:spPr>
+                </pic:pic>
+              </a:graphicData>
+            </a:graphic>
+          </wp:inline>
+        </w:drawing>
+      </w:r>
+    </w:p>
+    <w:p>
+      <w:pPr>
+        <w:pStyle w:val="Normal"/>
+        <w:ind w:left="0" w:hanging="0"/>
+      </w:pPr>
+      <w:r>
+        <w:drawing>
+          <wp:inline wp14:editId="6C9856A0" wp14:anchorId="04691828">
+            <wp:extent cx="5772150" cy="2295525"/>
+            <wp:effectExtent l="0" t="0" r="0" b="0"/>
+            <wp:docPr id="1503487652" name="drawing"/>
+            <wp:cNvGraphicFramePr>
+              <a:graphicFrameLocks noChangeAspect="1"/>
+            </wp:cNvGraphicFramePr>
+            <a:graphic>
+              <a:graphicData xmlns:a="http://schemas.openxmlformats.org/drawingml/2006/main" uri="http://schemas.openxmlformats.org/drawingml/2006/picture">
+                <pic:pic xmlns:pic="http://schemas.openxmlformats.org/drawingml/2006/picture">
+                  <pic:nvPicPr>
+                    <pic:cNvPr id="1035436469" name="Picture 1035436469"/>
+                    <pic:cNvPicPr/>
+                  </pic:nvPicPr>
+                  <pic:blipFill>
+                    <a:blip xmlns:r="http://schemas.openxmlformats.org/officeDocument/2006/relationships" r:embed="rId1010663905">
+                      <a:extLst>
+                        <a:ext uri="{28A0092B-C50C-407E-A947-70E740481C1C}">
+                          <a14:useLocalDpi xmlns:a14="http://schemas.microsoft.com/office/drawing/2010/main"/>
+                        </a:ext>
+                      </a:extLst>
+                    </a:blip>
+                    <a:stretch>
+                      <a:fillRect/>
+                    </a:stretch>
+                  </pic:blipFill>
+                  <pic:spPr>
+                    <a:xfrm>
+                      <a:off x="0" y="0"/>
+                      <a:ext cx="5772150" cy="2295525"/>
+                    </a:xfrm>
+                    <a:prstGeom prst="rect">
+                      <a:avLst/>
+                    </a:prstGeom>
+                  </pic:spPr>
+                </pic:pic>
+              </a:graphicData>
+            </a:graphic>
+          </wp:inline>
+        </w:drawing>
+      </w:r>
+    </w:p>
+    <w:p>
+      <w:pPr>
+        <w:pStyle w:val="Normal"/>
+        <w:ind w:left="0" w:hanging="0"/>
+      </w:pPr>
+      <w:r>
+        <w:drawing>
+          <wp:inline wp14:editId="6BD32047" wp14:anchorId="18CC2B17">
+            <wp:extent cx="5772150" cy="1695450"/>
+            <wp:effectExtent l="0" t="0" r="0" b="0"/>
+            <wp:docPr id="1847377391" name="drawing"/>
+            <wp:cNvGraphicFramePr>
+              <a:graphicFrameLocks noChangeAspect="1"/>
+            </wp:cNvGraphicFramePr>
+            <a:graphic>
+              <a:graphicData xmlns:a="http://schemas.openxmlformats.org/drawingml/2006/main" uri="http://schemas.openxmlformats.org/drawingml/2006/picture">
+                <pic:pic xmlns:pic="http://schemas.openxmlformats.org/drawingml/2006/picture">
+                  <pic:nvPicPr>
+                    <pic:cNvPr id="1847377391" name="Picture 1847377391"/>
+                    <pic:cNvPicPr/>
+                  </pic:nvPicPr>
+                  <pic:blipFill>
+                    <a:blip xmlns:r="http://schemas.openxmlformats.org/officeDocument/2006/relationships" r:embed="rId1288309836">
+                      <a:extLst>
+                        <a:ext uri="{28A0092B-C50C-407E-A947-70E740481C1C}">
+                          <a14:useLocalDpi xmlns:a14="http://schemas.microsoft.com/office/drawing/2010/main"/>
+                        </a:ext>
+                      </a:extLst>
+                    </a:blip>
+                    <a:stretch>
+                      <a:fillRect/>
+                    </a:stretch>
+                  </pic:blipFill>
+                  <pic:spPr>
+                    <a:xfrm>
+                      <a:off x="0" y="0"/>
+                      <a:ext cx="5772150" cy="1695450"/>
+                    </a:xfrm>
+                    <a:prstGeom prst="rect">
+                      <a:avLst/>
+                    </a:prstGeom>
+                  </pic:spPr>
+                </pic:pic>
+              </a:graphicData>
+            </a:graphic>
+          </wp:inline>
+        </w:drawing>
+      </w:r>
+    </w:p>
+    <w:p>
+      <w:pPr>
+        <w:pStyle w:val="Normal"/>
+        <w:ind w:left="0" w:hanging="0"/>
+        <w:rPr>
+          <w:b w:val="1"/>
+          <w:bCs w:val="1"/>
+          <w:sz w:val="24"/>
+          <w:szCs w:val="24"/>
+        </w:rPr>
+      </w:pPr>
+    </w:p>
+    <w:p>
+      <w:pPr>
+        <w:pStyle w:val="Normal"/>
+        <w:ind w:left="0" w:hanging="0"/>
+        <w:rPr>
+          <w:b w:val="1"/>
+          <w:bCs w:val="1"/>
+          <w:sz w:val="24"/>
+          <w:szCs w:val="24"/>
+        </w:rPr>
+      </w:pPr>
+    </w:p>
+    <w:p>
+      <w:pPr>
+        <w:pStyle w:val="Normal"/>
+        <w:ind w:left="0" w:hanging="0"/>
+        <w:rPr>
+          <w:b w:val="1"/>
+          <w:bCs w:val="1"/>
+          <w:sz w:val="24"/>
+          <w:szCs w:val="24"/>
+        </w:rPr>
+      </w:pPr>
+    </w:p>
+    <w:p>
+      <w:pPr>
+        <w:pStyle w:val="Normal"/>
+        <w:ind w:left="0" w:hanging="0"/>
+        <w:rPr>
+          <w:b w:val="1"/>
+          <w:bCs w:val="1"/>
+          <w:sz w:val="24"/>
+          <w:szCs w:val="24"/>
+        </w:rPr>
+      </w:pPr>
+    </w:p>
+    <w:p>
+      <w:pPr>
+        <w:pStyle w:val="Normal"/>
+        <w:ind w:left="0" w:hanging="0"/>
+        <w:rPr>
+          <w:b w:val="1"/>
+          <w:bCs w:val="1"/>
+          <w:sz w:val="24"/>
+          <w:szCs w:val="24"/>
+        </w:rPr>
+      </w:pPr>
+    </w:p>
+    <w:p>
+      <w:pPr>
+        <w:pStyle w:val="Normal"/>
+        <w:ind w:left="0" w:hanging="0"/>
+        <w:rPr>
+          <w:b w:val="1"/>
+          <w:bCs w:val="1"/>
+          <w:sz w:val="24"/>
+          <w:szCs w:val="24"/>
+        </w:rPr>
+      </w:pPr>
+    </w:p>
+    <w:p>
+      <w:pPr>
+        <w:pStyle w:val="Normal"/>
+        <w:ind w:left="0" w:hanging="0"/>
+        <w:rPr>
+          <w:b w:val="1"/>
+          <w:bCs w:val="1"/>
+          <w:sz w:val="24"/>
+          <w:szCs w:val="24"/>
+        </w:rPr>
+      </w:pPr>
+    </w:p>
+    <w:p>
+      <w:pPr>
+        <w:pStyle w:val="Normal"/>
+        <w:ind w:left="0" w:hanging="0"/>
+        <w:rPr>
+          <w:b w:val="1"/>
+          <w:bCs w:val="1"/>
+          <w:sz w:val="24"/>
+          <w:szCs w:val="24"/>
+        </w:rPr>
+      </w:pPr>
+    </w:p>
+    <w:p>
+      <w:pPr>
+        <w:pStyle w:val="Normal"/>
+        <w:ind w:left="0" w:hanging="0"/>
+        <w:rPr>
+          <w:b w:val="1"/>
+          <w:bCs w:val="1"/>
+          <w:sz w:val="24"/>
+          <w:szCs w:val="24"/>
+        </w:rPr>
+      </w:pPr>
+    </w:p>
+    <w:p>
+      <w:pPr>
+        <w:pStyle w:val="Normal"/>
+        <w:ind w:left="0" w:hanging="0"/>
+        <w:rPr>
+          <w:b w:val="1"/>
+          <w:bCs w:val="1"/>
+          <w:sz w:val="24"/>
+          <w:szCs w:val="24"/>
+        </w:rPr>
+      </w:pPr>
+    </w:p>
+    <w:p>
+      <w:pPr>
+        <w:pStyle w:val="Normal"/>
+        <w:ind w:left="0" w:hanging="0"/>
+      </w:pPr>
+      <w:r>
+        <w:rPr>
+          <w:b w:val="1"/>
+          <w:bCs w:val="1"/>
+          <w:sz w:val="24"/>
+          <w:szCs w:val="24"/>
+        </w:rPr>
+        <w:t>PowerBI</w:t>
+      </w:r>
+    </w:p>
+    <w:p>
+      <w:pPr>
+        <w:pStyle w:val="Normal"/>
+        <w:ind w:left="0" w:hanging="0"/>
+        <w:rPr>
+          <w:b w:val="1"/>
+          <w:bCs w:val="1"/>
+          <w:sz w:val="24"/>
+          <w:szCs w:val="24"/>
+        </w:rPr>
+      </w:pPr>
+    </w:p>
+    <w:p>
+      <w:pPr>
+        <w:pStyle w:val="Normal"/>
+        <w:ind w:left="0" w:hanging="0"/>
+      </w:pPr>
+      <w:r>
+        <w:drawing>
+          <wp:inline wp14:editId="50009379" wp14:anchorId="3FF4AA01">
+            <wp:extent cx="5772150" cy="3105150"/>
+            <wp:effectExtent l="0" t="0" r="0" b="0"/>
+            <wp:docPr id="727329968" name="drawing"/>
+            <wp:cNvGraphicFramePr>
+              <a:graphicFrameLocks noChangeAspect="1"/>
+            </wp:cNvGraphicFramePr>
+            <a:graphic>
+              <a:graphicData xmlns:a="http://schemas.openxmlformats.org/drawingml/2006/main" uri="http://schemas.openxmlformats.org/drawingml/2006/picture">
+                <pic:pic xmlns:pic="http://schemas.openxmlformats.org/drawingml/2006/picture">
+                  <pic:nvPicPr>
+                    <pic:cNvPr id="727329968" name="Picture 727329968"/>
+                    <pic:cNvPicPr/>
+                  </pic:nvPicPr>
+                  <pic:blipFill>
+                    <a:blip xmlns:r="http://schemas.openxmlformats.org/officeDocument/2006/relationships" r:embed="rId1935122818">
+                      <a:extLst>
+                        <a:ext uri="{28A0092B-C50C-407E-A947-70E740481C1C}">
+                          <a14:useLocalDpi xmlns:a14="http://schemas.microsoft.com/office/drawing/2010/main"/>
+                        </a:ext>
+                      </a:extLst>
+                    </a:blip>
+                    <a:stretch>
+                      <a:fillRect/>
+                    </a:stretch>
+                  </pic:blipFill>
+                  <pic:spPr>
+                    <a:xfrm>
+                      <a:off x="0" y="0"/>
+                      <a:ext cx="5772150" cy="3105150"/>
+                    </a:xfrm>
+                    <a:prstGeom prst="rect">
+                      <a:avLst/>
+                    </a:prstGeom>
+                  </pic:spPr>
+                </pic:pic>
+              </a:graphicData>
+            </a:graphic>
+          </wp:inline>
+        </w:drawing>
+      </w:r>
+      <w:r>
+        <w:br/>
+      </w:r>
+      <w:r>
+        <w:drawing>
+          <wp:inline wp14:editId="52D83E6B" wp14:anchorId="7BC340BA">
+            <wp:extent cx="5772150" cy="2314575"/>
+            <wp:effectExtent l="0" t="0" r="0" b="0"/>
+            <wp:docPr id="224840223" name="drawing"/>
+            <wp:cNvGraphicFramePr>
+              <a:graphicFrameLocks noChangeAspect="1"/>
+            </wp:cNvGraphicFramePr>
+            <a:graphic>
+              <a:graphicData xmlns:a="http://schemas.openxmlformats.org/drawingml/2006/main" uri="http://schemas.openxmlformats.org/drawingml/2006/picture">
+                <pic:pic xmlns:pic="http://schemas.openxmlformats.org/drawingml/2006/picture">
+                  <pic:nvPicPr>
+                    <pic:cNvPr id="224840223" name="Picture 224840223"/>
+                    <pic:cNvPicPr/>
+                  </pic:nvPicPr>
+                  <pic:blipFill>
+                    <a:blip xmlns:r="http://schemas.openxmlformats.org/officeDocument/2006/relationships" r:embed="rId1207634278">
+                      <a:extLst>
+                        <a:ext uri="{28A0092B-C50C-407E-A947-70E740481C1C}">
+                          <a14:useLocalDpi xmlns:a14="http://schemas.microsoft.com/office/drawing/2010/main"/>
+                        </a:ext>
+                      </a:extLst>
+                    </a:blip>
+                    <a:stretch>
+                      <a:fillRect/>
+                    </a:stretch>
+                  </pic:blipFill>
+                  <pic:spPr>
+                    <a:xfrm>
+                      <a:off x="0" y="0"/>
+                      <a:ext cx="5772150" cy="2314575"/>
+                    </a:xfrm>
+                    <a:prstGeom prst="rect">
+                      <a:avLst/>
+                    </a:prstGeom>
+                  </pic:spPr>
+                </pic:pic>
+              </a:graphicData>
+            </a:graphic>
+          </wp:inline>
+        </w:drawing>
+      </w:r>
+    </w:p>
+    <w:p>
+      <w:pPr>
+        <w:pStyle w:val="Normal"/>
+        <w:ind w:left="0" w:hanging="0"/>
         <w:sectPr>
-          <w:pgSz w:w="11910" w:h="16840"/>
+          <w:pgSz w:w="11910" w:h="16840" w:orient="portrait"/>
           <w:pgMar w:top="1340" w:right="1417" w:bottom="280" w:left="1417" w:header="720" w:footer="720" w:gutter="0"/>
           <w:pgBorders w:offsetFrom="page">
-            <w:top w:val="double" w:sz="4" w:space="25" w:color="000000"/>
-            <w:left w:val="double" w:sz="4" w:space="25" w:color="000000"/>
-            <w:bottom w:val="double" w:sz="4" w:space="24" w:color="000000"/>
-            <w:right w:val="double" w:sz="4" w:space="24" w:color="000000"/>
+            <w:top w:val="double" w:color="000000" w:sz="4" w:space="25"/>
+            <w:left w:val="double" w:color="000000" w:sz="4" w:space="25"/>
+            <w:bottom w:val="double" w:color="000000" w:sz="4" w:space="24"/>
+            <w:right w:val="double" w:color="000000" w:sz="4" w:space="24"/>
           </w:pgBorders>
           <w:cols w:space="720"/>
         </w:sectPr>
       </w:pPr>
+      <w:r>
+        <w:drawing>
+          <wp:inline wp14:editId="4FF3E2AF" wp14:anchorId="54112F52">
+            <wp:extent cx="5772150" cy="3048000"/>
+            <wp:effectExtent l="0" t="0" r="0" b="0"/>
+            <wp:docPr id="26260514" name="drawing"/>
+            <wp:cNvGraphicFramePr>
+              <a:graphicFrameLocks noChangeAspect="1"/>
+            </wp:cNvGraphicFramePr>
+            <a:graphic>
+              <a:graphicData xmlns:a="http://schemas.openxmlformats.org/drawingml/2006/main" uri="http://schemas.openxmlformats.org/drawingml/2006/picture">
+                <pic:pic xmlns:pic="http://schemas.openxmlformats.org/drawingml/2006/picture">
+                  <pic:nvPicPr>
+                    <pic:cNvPr id="26260514" name="Picture 26260514"/>
+                    <pic:cNvPicPr/>
+                  </pic:nvPicPr>
+                  <pic:blipFill>
+                    <a:blip xmlns:r="http://schemas.openxmlformats.org/officeDocument/2006/relationships" r:embed="rId1174263571">
+                      <a:extLst>
+                        <a:ext uri="{28A0092B-C50C-407E-A947-70E740481C1C}">
+                          <a14:useLocalDpi xmlns:a14="http://schemas.microsoft.com/office/drawing/2010/main"/>
+                        </a:ext>
+                      </a:extLst>
+                    </a:blip>
+                    <a:stretch>
+                      <a:fillRect/>
+                    </a:stretch>
+                  </pic:blipFill>
+                  <pic:spPr>
+                    <a:xfrm>
+                      <a:off x="0" y="0"/>
+                      <a:ext cx="5772150" cy="3048000"/>
+                    </a:xfrm>
+                    <a:prstGeom prst="rect">
+                      <a:avLst/>
+                    </a:prstGeom>
+                  </pic:spPr>
+                </pic:pic>
+              </a:graphicData>
+            </a:graphic>
+          </wp:inline>
+        </w:drawing>
+      </w:r>
     </w:p>
     <w:p>
       <w:pPr>
@@ -8253,7 +8855,6 @@
         <w:ind w:left="24" w:firstLine="0"/>
       </w:pPr>
       <w:r>
-        <w:lastRenderedPageBreak/>
         <w:t>POST-LAB</w:t>
       </w:r>
       <w:r>
@@ -8711,7 +9312,7 @@
         <w:autoSpaceDN/>
         <w:ind w:left="733" w:firstLine="707"/>
         <w:rPr>
-          <w:rFonts w:ascii="Times New Roman" w:eastAsia="Times New Roman" w:hAnsi="Times New Roman" w:cs="Times New Roman"/>
+          <w:rFonts w:ascii="Times New Roman" w:hAnsi="Times New Roman" w:eastAsia="Times New Roman" w:cs="Times New Roman"/>
           <w:sz w:val="24"/>
           <w:szCs w:val="24"/>
           <w:lang w:val="en-IN" w:eastAsia="en-IN" w:bidi="ta-IN"/>
@@ -8719,7 +9320,7 @@
       </w:pPr>
       <w:r>
         <w:rPr>
-          <w:rFonts w:ascii="Times New Roman" w:eastAsia="Times New Roman" w:hAnsi="Symbol" w:cs="Times New Roman"/>
+          <w:rFonts w:ascii="Times New Roman" w:hAnsi="Symbol" w:eastAsia="Times New Roman" w:cs="Times New Roman"/>
           <w:sz w:val="24"/>
           <w:szCs w:val="24"/>
           <w:lang w:val="en-IN" w:eastAsia="en-IN" w:bidi="ta-IN"/>
@@ -8728,7 +9329,7 @@
       </w:r>
       <w:r>
         <w:rPr>
-          <w:rFonts w:ascii="Times New Roman" w:eastAsia="Times New Roman" w:hAnsi="Times New Roman" w:cs="Times New Roman"/>
+          <w:rFonts w:ascii="Times New Roman" w:hAnsi="Times New Roman" w:eastAsia="Times New Roman" w:cs="Times New Roman"/>
           <w:sz w:val="24"/>
           <w:szCs w:val="24"/>
           <w:lang w:val="en-IN" w:eastAsia="en-IN" w:bidi="ta-IN"/>
@@ -8737,7 +9338,7 @@
       </w:r>
       <w:r>
         <w:rPr>
-          <w:rFonts w:ascii="Times New Roman" w:eastAsia="Times New Roman" w:hAnsi="Times New Roman" w:cs="Times New Roman"/>
+          <w:rFonts w:ascii="Times New Roman" w:hAnsi="Times New Roman" w:eastAsia="Times New Roman" w:cs="Times New Roman"/>
           <w:b/>
           <w:bCs/>
           <w:sz w:val="24"/>
@@ -8748,7 +9349,7 @@
       </w:r>
       <w:r>
         <w:rPr>
-          <w:rFonts w:ascii="Times New Roman" w:eastAsia="Times New Roman" w:hAnsi="Times New Roman" w:cs="Times New Roman"/>
+          <w:rFonts w:ascii="Times New Roman" w:hAnsi="Times New Roman" w:eastAsia="Times New Roman" w:cs="Times New Roman"/>
           <w:sz w:val="24"/>
           <w:szCs w:val="24"/>
           <w:lang w:val="en-IN" w:eastAsia="en-IN" w:bidi="ta-IN"/>
@@ -8757,7 +9358,7 @@
       </w:r>
       <w:r>
         <w:rPr>
-          <w:rFonts w:ascii="Times New Roman" w:eastAsia="Times New Roman" w:hAnsi="Times New Roman" w:cs="Times New Roman"/>
+          <w:rFonts w:ascii="Times New Roman" w:hAnsi="Times New Roman" w:eastAsia="Times New Roman" w:cs="Times New Roman"/>
           <w:b/>
           <w:bCs/>
           <w:sz w:val="24"/>
@@ -8768,7 +9369,7 @@
       </w:r>
       <w:r>
         <w:rPr>
-          <w:rFonts w:ascii="Times New Roman" w:eastAsia="Times New Roman" w:hAnsi="Times New Roman" w:cs="Times New Roman"/>
+          <w:rFonts w:ascii="Times New Roman" w:hAnsi="Times New Roman" w:eastAsia="Times New Roman" w:cs="Times New Roman"/>
           <w:sz w:val="24"/>
           <w:szCs w:val="24"/>
           <w:lang w:val="en-IN" w:eastAsia="en-IN" w:bidi="ta-IN"/>
@@ -8790,7 +9391,7 @@
       </w:pPr>
       <w:r>
         <w:rPr>
-          <w:rFonts w:ascii="Times New Roman" w:eastAsia="Times New Roman" w:hAnsi="Symbol" w:cs="Times New Roman"/>
+          <w:rFonts w:ascii="Times New Roman" w:hAnsi="Symbol" w:eastAsia="Times New Roman" w:cs="Times New Roman"/>
           <w:sz w:val="24"/>
           <w:szCs w:val="24"/>
           <w:lang w:val="en-IN" w:eastAsia="en-IN" w:bidi="ta-IN"/>
@@ -8799,7 +9400,7 @@
       </w:r>
       <w:r>
         <w:rPr>
-          <w:rFonts w:ascii="Times New Roman" w:eastAsia="Times New Roman" w:hAnsi="Symbol" w:cs="Times New Roman"/>
+          <w:rFonts w:ascii="Times New Roman" w:hAnsi="Symbol" w:eastAsia="Times New Roman" w:cs="Times New Roman"/>
           <w:sz w:val="24"/>
           <w:szCs w:val="24"/>
           <w:lang w:val="en-IN" w:eastAsia="en-IN" w:bidi="ta-IN"/>
@@ -8808,7 +9409,7 @@
       </w:r>
       <w:r>
         <w:rPr>
-          <w:rFonts w:ascii="Times New Roman" w:eastAsia="Times New Roman" w:hAnsi="Times New Roman" w:cs="Times New Roman"/>
+          <w:rFonts w:ascii="Times New Roman" w:hAnsi="Times New Roman" w:eastAsia="Times New Roman" w:cs="Times New Roman"/>
           <w:sz w:val="24"/>
           <w:szCs w:val="24"/>
           <w:lang w:val="en-IN" w:eastAsia="en-IN" w:bidi="ta-IN"/>
@@ -8817,7 +9418,7 @@
       </w:r>
       <w:r>
         <w:rPr>
-          <w:rFonts w:ascii="Times New Roman" w:eastAsia="Times New Roman" w:hAnsi="Times New Roman" w:cs="Times New Roman"/>
+          <w:rFonts w:ascii="Times New Roman" w:hAnsi="Times New Roman" w:eastAsia="Times New Roman" w:cs="Times New Roman"/>
           <w:b/>
           <w:bCs/>
           <w:sz w:val="24"/>
@@ -8828,7 +9429,7 @@
       </w:r>
       <w:r>
         <w:rPr>
-          <w:rFonts w:ascii="Times New Roman" w:eastAsia="Times New Roman" w:hAnsi="Times New Roman" w:cs="Times New Roman"/>
+          <w:rFonts w:ascii="Times New Roman" w:hAnsi="Times New Roman" w:eastAsia="Times New Roman" w:cs="Times New Roman"/>
           <w:sz w:val="24"/>
           <w:szCs w:val="24"/>
           <w:lang w:val="en-IN" w:eastAsia="en-IN" w:bidi="ta-IN"/>
@@ -8837,7 +9438,7 @@
       </w:r>
       <w:r>
         <w:rPr>
-          <w:rFonts w:ascii="Times New Roman" w:eastAsia="Times New Roman" w:hAnsi="Times New Roman" w:cs="Times New Roman"/>
+          <w:rFonts w:ascii="Times New Roman" w:hAnsi="Times New Roman" w:eastAsia="Times New Roman" w:cs="Times New Roman"/>
           <w:b/>
           <w:bCs/>
           <w:sz w:val="24"/>
@@ -8848,7 +9449,7 @@
       </w:r>
       <w:r>
         <w:rPr>
-          <w:rFonts w:ascii="Times New Roman" w:eastAsia="Times New Roman" w:hAnsi="Times New Roman" w:cs="Times New Roman"/>
+          <w:rFonts w:ascii="Times New Roman" w:hAnsi="Times New Roman" w:eastAsia="Times New Roman" w:cs="Times New Roman"/>
           <w:sz w:val="24"/>
           <w:szCs w:val="24"/>
           <w:lang w:val="en-IN" w:eastAsia="en-IN" w:bidi="ta-IN"/>
@@ -8857,7 +9458,7 @@
       </w:r>
       <w:r>
         <w:rPr>
-          <w:rFonts w:ascii="Times New Roman" w:eastAsia="Times New Roman" w:hAnsi="Times New Roman" w:cs="Times New Roman"/>
+          <w:rFonts w:ascii="Times New Roman" w:hAnsi="Times New Roman" w:eastAsia="Times New Roman" w:cs="Times New Roman"/>
           <w:b/>
           <w:bCs/>
           <w:sz w:val="24"/>
@@ -8868,7 +9469,7 @@
       </w:r>
       <w:r>
         <w:rPr>
-          <w:rFonts w:ascii="Times New Roman" w:eastAsia="Times New Roman" w:hAnsi="Times New Roman" w:cs="Times New Roman"/>
+          <w:rFonts w:ascii="Times New Roman" w:hAnsi="Times New Roman" w:eastAsia="Times New Roman" w:cs="Times New Roman"/>
           <w:sz w:val="24"/>
           <w:szCs w:val="24"/>
           <w:lang w:val="en-IN" w:eastAsia="en-IN" w:bidi="ta-IN"/>
@@ -8877,7 +9478,7 @@
       </w:r>
       <w:r>
         <w:rPr>
-          <w:rFonts w:ascii="Times New Roman" w:eastAsia="Times New Roman" w:hAnsi="Times New Roman" w:cs="Times New Roman"/>
+          <w:rFonts w:ascii="Times New Roman" w:hAnsi="Times New Roman" w:eastAsia="Times New Roman" w:cs="Times New Roman"/>
           <w:sz w:val="24"/>
           <w:szCs w:val="24"/>
           <w:lang w:val="en-IN" w:eastAsia="en-IN" w:bidi="ta-IN"/>
@@ -10350,7 +10951,6 @@
         <w:rPr>
           <w:sz w:val="21"/>
         </w:rPr>
-        <w:lastRenderedPageBreak/>
         <w:t>What</w:t>
       </w:r>
       <w:r>
@@ -10755,12 +11355,12 @@
         <w:tblW w:w="0" w:type="auto"/>
         <w:tblInd w:w="1351" w:type="dxa"/>
         <w:tblBorders>
-          <w:top w:val="single" w:sz="12" w:space="0" w:color="000000"/>
-          <w:left w:val="single" w:sz="12" w:space="0" w:color="000000"/>
-          <w:bottom w:val="single" w:sz="12" w:space="0" w:color="000000"/>
-          <w:right w:val="single" w:sz="12" w:space="0" w:color="000000"/>
-          <w:insideH w:val="single" w:sz="12" w:space="0" w:color="000000"/>
-          <w:insideV w:val="single" w:sz="12" w:space="0" w:color="000000"/>
+          <w:top w:val="single" w:color="000000" w:sz="12" w:space="0"/>
+          <w:left w:val="single" w:color="000000" w:sz="12" w:space="0"/>
+          <w:bottom w:val="single" w:color="000000" w:sz="12" w:space="0"/>
+          <w:right w:val="single" w:color="000000" w:sz="12" w:space="0"/>
+          <w:insideH w:val="single" w:color="000000" w:sz="12" w:space="0"/>
+          <w:insideV w:val="single" w:color="000000" w:sz="12" w:space="0"/>
         </w:tblBorders>
         <w:tblLayout w:type="fixed"/>
         <w:tblCellMar>
@@ -11369,13 +11969,13 @@
     </w:tbl>
     <w:p/>
     <w:sectPr>
-      <w:pgSz w:w="11910" w:h="16840"/>
+      <w:pgSz w:w="11910" w:h="16840" w:orient="portrait"/>
       <w:pgMar w:top="1340" w:right="1417" w:bottom="280" w:left="1417" w:header="720" w:footer="720" w:gutter="0"/>
       <w:pgBorders w:offsetFrom="page">
-        <w:top w:val="double" w:sz="4" w:space="25" w:color="000000"/>
-        <w:left w:val="double" w:sz="4" w:space="25" w:color="000000"/>
-        <w:bottom w:val="double" w:sz="4" w:space="24" w:color="000000"/>
-        <w:right w:val="double" w:sz="4" w:space="24" w:color="000000"/>
+        <w:top w:val="double" w:color="000000" w:sz="4" w:space="25"/>
+        <w:left w:val="double" w:color="000000" w:sz="4" w:space="25"/>
+        <w:bottom w:val="double" w:color="000000" w:sz="4" w:space="24"/>
+        <w:right w:val="double" w:color="000000" w:sz="4" w:space="24"/>
       </w:pgBorders>
       <w:cols w:space="720"/>
     </w:sectPr>
@@ -11449,7 +12049,7 @@
         <w:ind w:left="745" w:hanging="360"/>
       </w:pPr>
       <w:rPr>
-        <w:rFonts w:ascii="Cambria" w:eastAsia="Cambria" w:hAnsi="Cambria" w:cs="Cambria" w:hint="default"/>
+        <w:rFonts w:hint="default" w:ascii="Cambria" w:hAnsi="Cambria" w:eastAsia="Cambria" w:cs="Cambria"/>
         <w:b w:val="0"/>
         <w:bCs w:val="0"/>
         <w:i w:val="0"/>
@@ -11469,7 +12069,7 @@
         <w:ind w:left="1466" w:hanging="361"/>
       </w:pPr>
       <w:rPr>
-        <w:rFonts w:ascii="Courier New" w:eastAsia="Courier New" w:hAnsi="Courier New" w:cs="Courier New" w:hint="default"/>
+        <w:rFonts w:hint="default" w:ascii="Courier New" w:hAnsi="Courier New" w:eastAsia="Courier New" w:cs="Courier New"/>
         <w:b w:val="0"/>
         <w:bCs w:val="0"/>
         <w:i w:val="0"/>
@@ -11579,7 +12179,7 @@
         <w:ind w:left="733" w:hanging="420"/>
       </w:pPr>
       <w:rPr>
-        <w:rFonts w:ascii="Cambria" w:eastAsia="Cambria" w:hAnsi="Cambria" w:cs="Cambria" w:hint="default"/>
+        <w:rFonts w:hint="default" w:ascii="Cambria" w:hAnsi="Cambria" w:eastAsia="Cambria" w:cs="Cambria"/>
         <w:b w:val="0"/>
         <w:bCs w:val="0"/>
         <w:i w:val="0"/>
@@ -11704,7 +12304,7 @@
         <w:ind w:left="1637" w:hanging="360"/>
       </w:pPr>
       <w:rPr>
-        <w:rFonts w:ascii="Symbol" w:hAnsi="Symbol" w:hint="default"/>
+        <w:rFonts w:hint="default" w:ascii="Symbol" w:hAnsi="Symbol"/>
         <w:sz w:val="20"/>
       </w:rPr>
     </w:lvl>
@@ -11720,7 +12320,7 @@
         <w:ind w:left="2357" w:hanging="360"/>
       </w:pPr>
       <w:rPr>
-        <w:rFonts w:ascii="Courier New" w:hAnsi="Courier New" w:hint="default"/>
+        <w:rFonts w:hint="default" w:ascii="Courier New" w:hAnsi="Courier New"/>
         <w:sz w:val="20"/>
       </w:rPr>
     </w:lvl>
@@ -11736,7 +12336,7 @@
         <w:ind w:left="3077" w:hanging="360"/>
       </w:pPr>
       <w:rPr>
-        <w:rFonts w:ascii="Wingdings" w:hAnsi="Wingdings" w:hint="default"/>
+        <w:rFonts w:hint="default" w:ascii="Wingdings" w:hAnsi="Wingdings"/>
         <w:sz w:val="20"/>
       </w:rPr>
     </w:lvl>
@@ -11752,7 +12352,7 @@
         <w:ind w:left="3797" w:hanging="360"/>
       </w:pPr>
       <w:rPr>
-        <w:rFonts w:ascii="Wingdings" w:hAnsi="Wingdings" w:hint="default"/>
+        <w:rFonts w:hint="default" w:ascii="Wingdings" w:hAnsi="Wingdings"/>
         <w:sz w:val="20"/>
       </w:rPr>
     </w:lvl>
@@ -11768,7 +12368,7 @@
         <w:ind w:left="4517" w:hanging="360"/>
       </w:pPr>
       <w:rPr>
-        <w:rFonts w:ascii="Wingdings" w:hAnsi="Wingdings" w:hint="default"/>
+        <w:rFonts w:hint="default" w:ascii="Wingdings" w:hAnsi="Wingdings"/>
         <w:sz w:val="20"/>
       </w:rPr>
     </w:lvl>
@@ -11784,7 +12384,7 @@
         <w:ind w:left="5237" w:hanging="360"/>
       </w:pPr>
       <w:rPr>
-        <w:rFonts w:ascii="Wingdings" w:hAnsi="Wingdings" w:hint="default"/>
+        <w:rFonts w:hint="default" w:ascii="Wingdings" w:hAnsi="Wingdings"/>
         <w:sz w:val="20"/>
       </w:rPr>
     </w:lvl>
@@ -11800,7 +12400,7 @@
         <w:ind w:left="5957" w:hanging="360"/>
       </w:pPr>
       <w:rPr>
-        <w:rFonts w:ascii="Wingdings" w:hAnsi="Wingdings" w:hint="default"/>
+        <w:rFonts w:hint="default" w:ascii="Wingdings" w:hAnsi="Wingdings"/>
         <w:sz w:val="20"/>
       </w:rPr>
     </w:lvl>
@@ -11816,7 +12416,7 @@
         <w:ind w:left="6677" w:hanging="360"/>
       </w:pPr>
       <w:rPr>
-        <w:rFonts w:ascii="Wingdings" w:hAnsi="Wingdings" w:hint="default"/>
+        <w:rFonts w:hint="default" w:ascii="Wingdings" w:hAnsi="Wingdings"/>
         <w:sz w:val="20"/>
       </w:rPr>
     </w:lvl>
@@ -11832,7 +12432,7 @@
         <w:ind w:left="7397" w:hanging="360"/>
       </w:pPr>
       <w:rPr>
-        <w:rFonts w:ascii="Wingdings" w:hAnsi="Wingdings" w:hint="default"/>
+        <w:rFonts w:hint="default" w:ascii="Wingdings" w:hAnsi="Wingdings"/>
         <w:sz w:val="20"/>
       </w:rPr>
     </w:lvl>
@@ -11850,7 +12450,7 @@
         <w:ind w:left="745" w:hanging="360"/>
       </w:pPr>
       <w:rPr>
-        <w:rFonts w:ascii="Cambria" w:eastAsia="Cambria" w:hAnsi="Cambria" w:cs="Cambria" w:hint="default"/>
+        <w:rFonts w:hint="default" w:ascii="Cambria" w:hAnsi="Cambria" w:eastAsia="Cambria" w:cs="Cambria"/>
         <w:b w:val="0"/>
         <w:bCs w:val="0"/>
         <w:i w:val="0"/>
@@ -11870,7 +12470,7 @@
         <w:ind w:left="1466" w:hanging="361"/>
       </w:pPr>
       <w:rPr>
-        <w:rFonts w:ascii="Courier New" w:eastAsia="Courier New" w:hAnsi="Courier New" w:cs="Courier New" w:hint="default"/>
+        <w:rFonts w:hint="default" w:ascii="Courier New" w:hAnsi="Courier New" w:eastAsia="Courier New" w:cs="Courier New"/>
         <w:b w:val="0"/>
         <w:bCs w:val="0"/>
         <w:i w:val="0"/>
@@ -11983,7 +12583,7 @@
         <w:ind w:left="1495" w:hanging="360"/>
       </w:pPr>
       <w:rPr>
-        <w:rFonts w:ascii="Symbol" w:hAnsi="Symbol" w:hint="default"/>
+        <w:rFonts w:hint="default" w:ascii="Symbol" w:hAnsi="Symbol"/>
         <w:sz w:val="20"/>
       </w:rPr>
     </w:lvl>
@@ -11999,7 +12599,7 @@
         <w:ind w:left="1440" w:hanging="360"/>
       </w:pPr>
       <w:rPr>
-        <w:rFonts w:ascii="Courier New" w:hAnsi="Courier New" w:hint="default"/>
+        <w:rFonts w:hint="default" w:ascii="Courier New" w:hAnsi="Courier New"/>
         <w:sz w:val="20"/>
       </w:rPr>
     </w:lvl>
@@ -12015,7 +12615,7 @@
         <w:ind w:left="2160" w:hanging="360"/>
       </w:pPr>
       <w:rPr>
-        <w:rFonts w:ascii="Wingdings" w:hAnsi="Wingdings" w:hint="default"/>
+        <w:rFonts w:hint="default" w:ascii="Wingdings" w:hAnsi="Wingdings"/>
         <w:sz w:val="20"/>
       </w:rPr>
     </w:lvl>
@@ -12031,7 +12631,7 @@
         <w:ind w:left="2880" w:hanging="360"/>
       </w:pPr>
       <w:rPr>
-        <w:rFonts w:ascii="Wingdings" w:hAnsi="Wingdings" w:hint="default"/>
+        <w:rFonts w:hint="default" w:ascii="Wingdings" w:hAnsi="Wingdings"/>
         <w:sz w:val="20"/>
       </w:rPr>
     </w:lvl>
@@ -12047,7 +12647,7 @@
         <w:ind w:left="3600" w:hanging="360"/>
       </w:pPr>
       <w:rPr>
-        <w:rFonts w:ascii="Wingdings" w:hAnsi="Wingdings" w:hint="default"/>
+        <w:rFonts w:hint="default" w:ascii="Wingdings" w:hAnsi="Wingdings"/>
         <w:sz w:val="20"/>
       </w:rPr>
     </w:lvl>
@@ -12063,7 +12663,7 @@
         <w:ind w:left="4320" w:hanging="360"/>
       </w:pPr>
       <w:rPr>
-        <w:rFonts w:ascii="Wingdings" w:hAnsi="Wingdings" w:hint="default"/>
+        <w:rFonts w:hint="default" w:ascii="Wingdings" w:hAnsi="Wingdings"/>
         <w:sz w:val="20"/>
       </w:rPr>
     </w:lvl>
@@ -12079,7 +12679,7 @@
         <w:ind w:left="5040" w:hanging="360"/>
       </w:pPr>
       <w:rPr>
-        <w:rFonts w:ascii="Wingdings" w:hAnsi="Wingdings" w:hint="default"/>
+        <w:rFonts w:hint="default" w:ascii="Wingdings" w:hAnsi="Wingdings"/>
         <w:sz w:val="20"/>
       </w:rPr>
     </w:lvl>
@@ -12095,7 +12695,7 @@
         <w:ind w:left="5760" w:hanging="360"/>
       </w:pPr>
       <w:rPr>
-        <w:rFonts w:ascii="Wingdings" w:hAnsi="Wingdings" w:hint="default"/>
+        <w:rFonts w:hint="default" w:ascii="Wingdings" w:hAnsi="Wingdings"/>
         <w:sz w:val="20"/>
       </w:rPr>
     </w:lvl>
@@ -12111,7 +12711,7 @@
         <w:ind w:left="6480" w:hanging="360"/>
       </w:pPr>
       <w:rPr>
-        <w:rFonts w:ascii="Wingdings" w:hAnsi="Wingdings" w:hint="default"/>
+        <w:rFonts w:hint="default" w:ascii="Wingdings" w:hAnsi="Wingdings"/>
         <w:sz w:val="20"/>
       </w:rPr>
     </w:lvl>
@@ -12129,7 +12729,7 @@
         <w:ind w:left="1537" w:hanging="360"/>
       </w:pPr>
       <w:rPr>
-        <w:rFonts w:ascii="Symbol" w:hAnsi="Symbol" w:hint="default"/>
+        <w:rFonts w:hint="default" w:ascii="Symbol" w:hAnsi="Symbol"/>
       </w:rPr>
     </w:lvl>
     <w:lvl w:ilvl="1" w:tplc="40090003" w:tentative="1">
@@ -12141,7 +12741,7 @@
         <w:ind w:left="2257" w:hanging="360"/>
       </w:pPr>
       <w:rPr>
-        <w:rFonts w:ascii="Courier New" w:hAnsi="Courier New" w:cs="Courier New" w:hint="default"/>
+        <w:rFonts w:hint="default" w:ascii="Courier New" w:hAnsi="Courier New" w:cs="Courier New"/>
       </w:rPr>
     </w:lvl>
     <w:lvl w:ilvl="2" w:tplc="40090005" w:tentative="1">
@@ -12153,7 +12753,7 @@
         <w:ind w:left="2977" w:hanging="360"/>
       </w:pPr>
       <w:rPr>
-        <w:rFonts w:ascii="Wingdings" w:hAnsi="Wingdings" w:hint="default"/>
+        <w:rFonts w:hint="default" w:ascii="Wingdings" w:hAnsi="Wingdings"/>
       </w:rPr>
     </w:lvl>
     <w:lvl w:ilvl="3" w:tplc="40090001" w:tentative="1">
@@ -12165,7 +12765,7 @@
         <w:ind w:left="3697" w:hanging="360"/>
       </w:pPr>
       <w:rPr>
-        <w:rFonts w:ascii="Symbol" w:hAnsi="Symbol" w:hint="default"/>
+        <w:rFonts w:hint="default" w:ascii="Symbol" w:hAnsi="Symbol"/>
       </w:rPr>
     </w:lvl>
     <w:lvl w:ilvl="4" w:tplc="40090003" w:tentative="1">
@@ -12177,7 +12777,7 @@
         <w:ind w:left="4417" w:hanging="360"/>
       </w:pPr>
       <w:rPr>
-        <w:rFonts w:ascii="Courier New" w:hAnsi="Courier New" w:cs="Courier New" w:hint="default"/>
+        <w:rFonts w:hint="default" w:ascii="Courier New" w:hAnsi="Courier New" w:cs="Courier New"/>
       </w:rPr>
     </w:lvl>
     <w:lvl w:ilvl="5" w:tplc="40090005" w:tentative="1">
@@ -12189,7 +12789,7 @@
         <w:ind w:left="5137" w:hanging="360"/>
       </w:pPr>
       <w:rPr>
-        <w:rFonts w:ascii="Wingdings" w:hAnsi="Wingdings" w:hint="default"/>
+        <w:rFonts w:hint="default" w:ascii="Wingdings" w:hAnsi="Wingdings"/>
       </w:rPr>
     </w:lvl>
     <w:lvl w:ilvl="6" w:tplc="40090001" w:tentative="1">
@@ -12201,7 +12801,7 @@
         <w:ind w:left="5857" w:hanging="360"/>
       </w:pPr>
       <w:rPr>
-        <w:rFonts w:ascii="Symbol" w:hAnsi="Symbol" w:hint="default"/>
+        <w:rFonts w:hint="default" w:ascii="Symbol" w:hAnsi="Symbol"/>
       </w:rPr>
     </w:lvl>
     <w:lvl w:ilvl="7" w:tplc="40090003" w:tentative="1">
@@ -12213,7 +12813,7 @@
         <w:ind w:left="6577" w:hanging="360"/>
       </w:pPr>
       <w:rPr>
-        <w:rFonts w:ascii="Courier New" w:hAnsi="Courier New" w:cs="Courier New" w:hint="default"/>
+        <w:rFonts w:hint="default" w:ascii="Courier New" w:hAnsi="Courier New" w:cs="Courier New"/>
       </w:rPr>
     </w:lvl>
     <w:lvl w:ilvl="8" w:tplc="40090005" w:tentative="1">
@@ -12225,7 +12825,7 @@
         <w:ind w:left="7297" w:hanging="360"/>
       </w:pPr>
       <w:rPr>
-        <w:rFonts w:ascii="Wingdings" w:hAnsi="Wingdings" w:hint="default"/>
+        <w:rFonts w:hint="default" w:ascii="Wingdings" w:hAnsi="Wingdings"/>
       </w:rPr>
     </w:lvl>
   </w:abstractNum>
@@ -12241,7 +12841,7 @@
         <w:ind w:left="745" w:hanging="360"/>
       </w:pPr>
       <w:rPr>
-        <w:rFonts w:ascii="Symbol" w:eastAsia="Symbol" w:hAnsi="Symbol" w:cs="Symbol" w:hint="default"/>
+        <w:rFonts w:hint="default" w:ascii="Symbol" w:hAnsi="Symbol" w:eastAsia="Symbol" w:cs="Symbol"/>
         <w:b w:val="0"/>
         <w:bCs w:val="0"/>
         <w:i w:val="0"/>
@@ -12366,7 +12966,7 @@
         <w:ind w:left="1778" w:hanging="360"/>
       </w:pPr>
       <w:rPr>
-        <w:rFonts w:ascii="Symbol" w:hAnsi="Symbol" w:hint="default"/>
+        <w:rFonts w:hint="default" w:ascii="Symbol" w:hAnsi="Symbol"/>
         <w:sz w:val="20"/>
       </w:rPr>
     </w:lvl>
@@ -12382,7 +12982,7 @@
         <w:ind w:left="1440" w:hanging="360"/>
       </w:pPr>
       <w:rPr>
-        <w:rFonts w:ascii="Courier New" w:hAnsi="Courier New" w:hint="default"/>
+        <w:rFonts w:hint="default" w:ascii="Courier New" w:hAnsi="Courier New"/>
         <w:sz w:val="20"/>
       </w:rPr>
     </w:lvl>
@@ -12398,7 +12998,7 @@
         <w:ind w:left="2160" w:hanging="360"/>
       </w:pPr>
       <w:rPr>
-        <w:rFonts w:ascii="Wingdings" w:hAnsi="Wingdings" w:hint="default"/>
+        <w:rFonts w:hint="default" w:ascii="Wingdings" w:hAnsi="Wingdings"/>
         <w:sz w:val="20"/>
       </w:rPr>
     </w:lvl>
@@ -12414,7 +13014,7 @@
         <w:ind w:left="2880" w:hanging="360"/>
       </w:pPr>
       <w:rPr>
-        <w:rFonts w:ascii="Wingdings" w:hAnsi="Wingdings" w:hint="default"/>
+        <w:rFonts w:hint="default" w:ascii="Wingdings" w:hAnsi="Wingdings"/>
         <w:sz w:val="20"/>
       </w:rPr>
     </w:lvl>
@@ -12430,7 +13030,7 @@
         <w:ind w:left="3600" w:hanging="360"/>
       </w:pPr>
       <w:rPr>
-        <w:rFonts w:ascii="Wingdings" w:hAnsi="Wingdings" w:hint="default"/>
+        <w:rFonts w:hint="default" w:ascii="Wingdings" w:hAnsi="Wingdings"/>
         <w:sz w:val="20"/>
       </w:rPr>
     </w:lvl>
@@ -12446,7 +13046,7 @@
         <w:ind w:left="4320" w:hanging="360"/>
       </w:pPr>
       <w:rPr>
-        <w:rFonts w:ascii="Wingdings" w:hAnsi="Wingdings" w:hint="default"/>
+        <w:rFonts w:hint="default" w:ascii="Wingdings" w:hAnsi="Wingdings"/>
         <w:sz w:val="20"/>
       </w:rPr>
     </w:lvl>
@@ -12462,7 +13062,7 @@
         <w:ind w:left="5040" w:hanging="360"/>
       </w:pPr>
       <w:rPr>
-        <w:rFonts w:ascii="Wingdings" w:hAnsi="Wingdings" w:hint="default"/>
+        <w:rFonts w:hint="default" w:ascii="Wingdings" w:hAnsi="Wingdings"/>
         <w:sz w:val="20"/>
       </w:rPr>
     </w:lvl>
@@ -12478,7 +13078,7 @@
         <w:ind w:left="5760" w:hanging="360"/>
       </w:pPr>
       <w:rPr>
-        <w:rFonts w:ascii="Wingdings" w:hAnsi="Wingdings" w:hint="default"/>
+        <w:rFonts w:hint="default" w:ascii="Wingdings" w:hAnsi="Wingdings"/>
         <w:sz w:val="20"/>
       </w:rPr>
     </w:lvl>
@@ -12494,7 +13094,7 @@
         <w:ind w:left="6480" w:hanging="360"/>
       </w:pPr>
       <w:rPr>
-        <w:rFonts w:ascii="Wingdings" w:hAnsi="Wingdings" w:hint="default"/>
+        <w:rFonts w:hint="default" w:ascii="Wingdings" w:hAnsi="Wingdings"/>
         <w:sz w:val="20"/>
       </w:rPr>
     </w:lvl>
@@ -12512,7 +13112,7 @@
         <w:ind w:left="817" w:hanging="361"/>
       </w:pPr>
       <w:rPr>
-        <w:rFonts w:ascii="Cambria" w:eastAsia="Cambria" w:hAnsi="Cambria" w:cs="Cambria" w:hint="default"/>
+        <w:rFonts w:hint="default" w:ascii="Cambria" w:hAnsi="Cambria" w:eastAsia="Cambria" w:cs="Cambria"/>
         <w:b w:val="0"/>
         <w:bCs w:val="0"/>
         <w:i w:val="0"/>
@@ -12533,7 +13133,7 @@
         <w:ind w:left="1538" w:hanging="361"/>
       </w:pPr>
       <w:rPr>
-        <w:rFonts w:ascii="Cambria" w:eastAsia="Cambria" w:hAnsi="Cambria" w:cs="Cambria" w:hint="default"/>
+        <w:rFonts w:hint="default" w:ascii="Cambria" w:hAnsi="Cambria" w:eastAsia="Cambria" w:cs="Cambria"/>
         <w:b w:val="0"/>
         <w:bCs w:val="0"/>
         <w:i w:val="0"/>
@@ -12646,7 +13246,7 @@
         <w:ind w:left="1353" w:hanging="360"/>
       </w:pPr>
       <w:rPr>
-        <w:rFonts w:ascii="Symbol" w:hAnsi="Symbol" w:hint="default"/>
+        <w:rFonts w:hint="default" w:ascii="Symbol" w:hAnsi="Symbol"/>
         <w:sz w:val="20"/>
       </w:rPr>
     </w:lvl>
@@ -12662,7 +13262,7 @@
         <w:ind w:left="2073" w:hanging="360"/>
       </w:pPr>
       <w:rPr>
-        <w:rFonts w:ascii="Courier New" w:hAnsi="Courier New" w:hint="default"/>
+        <w:rFonts w:hint="default" w:ascii="Courier New" w:hAnsi="Courier New"/>
         <w:sz w:val="20"/>
       </w:rPr>
     </w:lvl>
@@ -12678,7 +13278,7 @@
         <w:ind w:left="2793" w:hanging="360"/>
       </w:pPr>
       <w:rPr>
-        <w:rFonts w:ascii="Wingdings" w:hAnsi="Wingdings" w:hint="default"/>
+        <w:rFonts w:hint="default" w:ascii="Wingdings" w:hAnsi="Wingdings"/>
         <w:sz w:val="20"/>
       </w:rPr>
     </w:lvl>
@@ -12694,7 +13294,7 @@
         <w:ind w:left="3513" w:hanging="360"/>
       </w:pPr>
       <w:rPr>
-        <w:rFonts w:ascii="Wingdings" w:hAnsi="Wingdings" w:hint="default"/>
+        <w:rFonts w:hint="default" w:ascii="Wingdings" w:hAnsi="Wingdings"/>
         <w:sz w:val="20"/>
       </w:rPr>
     </w:lvl>
@@ -12710,7 +13310,7 @@
         <w:ind w:left="4233" w:hanging="360"/>
       </w:pPr>
       <w:rPr>
-        <w:rFonts w:ascii="Wingdings" w:hAnsi="Wingdings" w:hint="default"/>
+        <w:rFonts w:hint="default" w:ascii="Wingdings" w:hAnsi="Wingdings"/>
         <w:sz w:val="20"/>
       </w:rPr>
     </w:lvl>
@@ -12726,7 +13326,7 @@
         <w:ind w:left="4953" w:hanging="360"/>
       </w:pPr>
       <w:rPr>
-        <w:rFonts w:ascii="Wingdings" w:hAnsi="Wingdings" w:hint="default"/>
+        <w:rFonts w:hint="default" w:ascii="Wingdings" w:hAnsi="Wingdings"/>
         <w:sz w:val="20"/>
       </w:rPr>
     </w:lvl>
@@ -12742,7 +13342,7 @@
         <w:ind w:left="5673" w:hanging="360"/>
       </w:pPr>
       <w:rPr>
-        <w:rFonts w:ascii="Wingdings" w:hAnsi="Wingdings" w:hint="default"/>
+        <w:rFonts w:hint="default" w:ascii="Wingdings" w:hAnsi="Wingdings"/>
         <w:sz w:val="20"/>
       </w:rPr>
     </w:lvl>
@@ -12758,7 +13358,7 @@
         <w:ind w:left="6393" w:hanging="360"/>
       </w:pPr>
       <w:rPr>
-        <w:rFonts w:ascii="Wingdings" w:hAnsi="Wingdings" w:hint="default"/>
+        <w:rFonts w:hint="default" w:ascii="Wingdings" w:hAnsi="Wingdings"/>
         <w:sz w:val="20"/>
       </w:rPr>
     </w:lvl>
@@ -12774,7 +13374,7 @@
         <w:ind w:left="7113" w:hanging="360"/>
       </w:pPr>
       <w:rPr>
-        <w:rFonts w:ascii="Wingdings" w:hAnsi="Wingdings" w:hint="default"/>
+        <w:rFonts w:hint="default" w:ascii="Wingdings" w:hAnsi="Wingdings"/>
         <w:sz w:val="20"/>
       </w:rPr>
     </w:lvl>
@@ -12795,7 +13395,7 @@
         <w:ind w:left="1353" w:hanging="360"/>
       </w:pPr>
       <w:rPr>
-        <w:rFonts w:ascii="Symbol" w:hAnsi="Symbol" w:hint="default"/>
+        <w:rFonts w:hint="default" w:ascii="Symbol" w:hAnsi="Symbol"/>
         <w:sz w:val="20"/>
       </w:rPr>
     </w:lvl>
@@ -12811,7 +13411,7 @@
         <w:ind w:left="2073" w:hanging="360"/>
       </w:pPr>
       <w:rPr>
-        <w:rFonts w:ascii="Courier New" w:hAnsi="Courier New" w:hint="default"/>
+        <w:rFonts w:hint="default" w:ascii="Courier New" w:hAnsi="Courier New"/>
         <w:sz w:val="20"/>
       </w:rPr>
     </w:lvl>
@@ -12827,7 +13427,7 @@
         <w:ind w:left="2793" w:hanging="360"/>
       </w:pPr>
       <w:rPr>
-        <w:rFonts w:ascii="Wingdings" w:hAnsi="Wingdings" w:hint="default"/>
+        <w:rFonts w:hint="default" w:ascii="Wingdings" w:hAnsi="Wingdings"/>
         <w:sz w:val="20"/>
       </w:rPr>
     </w:lvl>
@@ -12843,7 +13443,7 @@
         <w:ind w:left="3513" w:hanging="360"/>
       </w:pPr>
       <w:rPr>
-        <w:rFonts w:ascii="Wingdings" w:hAnsi="Wingdings" w:hint="default"/>
+        <w:rFonts w:hint="default" w:ascii="Wingdings" w:hAnsi="Wingdings"/>
         <w:sz w:val="20"/>
       </w:rPr>
     </w:lvl>
@@ -12859,7 +13459,7 @@
         <w:ind w:left="4233" w:hanging="360"/>
       </w:pPr>
       <w:rPr>
-        <w:rFonts w:ascii="Wingdings" w:hAnsi="Wingdings" w:hint="default"/>
+        <w:rFonts w:hint="default" w:ascii="Wingdings" w:hAnsi="Wingdings"/>
         <w:sz w:val="20"/>
       </w:rPr>
     </w:lvl>
@@ -12875,7 +13475,7 @@
         <w:ind w:left="4953" w:hanging="360"/>
       </w:pPr>
       <w:rPr>
-        <w:rFonts w:ascii="Wingdings" w:hAnsi="Wingdings" w:hint="default"/>
+        <w:rFonts w:hint="default" w:ascii="Wingdings" w:hAnsi="Wingdings"/>
         <w:sz w:val="20"/>
       </w:rPr>
     </w:lvl>
@@ -12891,7 +13491,7 @@
         <w:ind w:left="5673" w:hanging="360"/>
       </w:pPr>
       <w:rPr>
-        <w:rFonts w:ascii="Wingdings" w:hAnsi="Wingdings" w:hint="default"/>
+        <w:rFonts w:hint="default" w:ascii="Wingdings" w:hAnsi="Wingdings"/>
         <w:sz w:val="20"/>
       </w:rPr>
     </w:lvl>
@@ -12907,7 +13507,7 @@
         <w:ind w:left="6393" w:hanging="360"/>
       </w:pPr>
       <w:rPr>
-        <w:rFonts w:ascii="Wingdings" w:hAnsi="Wingdings" w:hint="default"/>
+        <w:rFonts w:hint="default" w:ascii="Wingdings" w:hAnsi="Wingdings"/>
         <w:sz w:val="20"/>
       </w:rPr>
     </w:lvl>
@@ -12923,7 +13523,7 @@
         <w:ind w:left="7113" w:hanging="360"/>
       </w:pPr>
       <w:rPr>
-        <w:rFonts w:ascii="Wingdings" w:hAnsi="Wingdings" w:hint="default"/>
+        <w:rFonts w:hint="default" w:ascii="Wingdings" w:hAnsi="Wingdings"/>
         <w:sz w:val="20"/>
       </w:rPr>
     </w:lvl>
@@ -12965,11 +13565,11 @@
 </file>
 
 <file path=word/styles.xml><?xml version="1.0" encoding="utf-8"?>
-<w:styles xmlns:mc="http://schemas.openxmlformats.org/markup-compatibility/2006" xmlns:r="http://schemas.openxmlformats.org/officeDocument/2006/relationships" xmlns:w="http://schemas.openxmlformats.org/wordprocessingml/2006/main" xmlns:w14="http://schemas.microsoft.com/office/word/2010/wordml" xmlns:w15="http://schemas.microsoft.com/office/word/2012/wordml" xmlns:w16cex="http://schemas.microsoft.com/office/word/2018/wordml/cex" xmlns:w16cid="http://schemas.microsoft.com/office/word/2016/wordml/cid" xmlns:w16="http://schemas.microsoft.com/office/word/2018/wordml" xmlns:w16du="http://schemas.microsoft.com/office/word/2023/wordml/word16du" xmlns:w16sdtdh="http://schemas.microsoft.com/office/word/2020/wordml/sdtdatahash" xmlns:w16sdtfl="http://schemas.microsoft.com/office/word/2024/wordml/sdtformatlock" xmlns:w16se="http://schemas.microsoft.com/office/word/2015/wordml/symex" mc:Ignorable="w14 w15 w16se w16cid w16 w16cex w16sdtdh w16sdtfl w16du">
+<w:styles xmlns:wp14="http://schemas.microsoft.com/office/word/2010/wordprocessingDrawing" xmlns:mc="http://schemas.openxmlformats.org/markup-compatibility/2006" xmlns:r="http://schemas.openxmlformats.org/officeDocument/2006/relationships" xmlns:w="http://schemas.openxmlformats.org/wordprocessingml/2006/main" xmlns:w14="http://schemas.microsoft.com/office/word/2010/wordml" xmlns:w15="http://schemas.microsoft.com/office/word/2012/wordml" xmlns:w16cex="http://schemas.microsoft.com/office/word/2018/wordml/cex" xmlns:w16cid="http://schemas.microsoft.com/office/word/2016/wordml/cid" xmlns:w16="http://schemas.microsoft.com/office/word/2018/wordml" xmlns:w16du="http://schemas.microsoft.com/office/word/2023/wordml/word16du" xmlns:w16sdtdh="http://schemas.microsoft.com/office/word/2020/wordml/sdtdatahash" xmlns:w16sdtfl="http://schemas.microsoft.com/office/word/2024/wordml/sdtformatlock" xmlns:w16se="http://schemas.microsoft.com/office/word/2015/wordml/symex" mc:Ignorable="w14 w15 w16se w16cid w16 w16cex w16sdtdh w16sdtfl w16du wp14">
   <w:docDefaults>
     <w:rPrDefault>
       <w:rPr>
-        <w:rFonts w:asciiTheme="minorHAnsi" w:eastAsiaTheme="minorHAnsi" w:hAnsiTheme="minorHAnsi" w:cstheme="minorBidi"/>
+        <w:rFonts w:asciiTheme="minorHAnsi" w:hAnsiTheme="minorHAnsi" w:eastAsiaTheme="minorHAnsi" w:cstheme="minorBidi"/>
         <w:sz w:val="22"/>
         <w:szCs w:val="22"/>
         <w:lang w:val="en-US" w:eastAsia="en-US" w:bidi="ar-SA"/>
@@ -12986,14 +13586,14 @@
   <w:latentStyles w:defLockedState="0" w:defUIPriority="99" w:defSemiHidden="0" w:defUnhideWhenUsed="0" w:defQFormat="0" w:count="376">
     <w:lsdException w:name="Normal" w:uiPriority="0" w:qFormat="1"/>
     <w:lsdException w:name="heading 1" w:uiPriority="9" w:qFormat="1"/>
-    <w:lsdException w:name="heading 2" w:semiHidden="1" w:uiPriority="9" w:unhideWhenUsed="1" w:qFormat="1"/>
-    <w:lsdException w:name="heading 3" w:semiHidden="1" w:uiPriority="9" w:unhideWhenUsed="1" w:qFormat="1"/>
-    <w:lsdException w:name="heading 4" w:semiHidden="1" w:uiPriority="9" w:unhideWhenUsed="1" w:qFormat="1"/>
-    <w:lsdException w:name="heading 5" w:semiHidden="1" w:uiPriority="9" w:unhideWhenUsed="1" w:qFormat="1"/>
-    <w:lsdException w:name="heading 6" w:semiHidden="1" w:uiPriority="9" w:unhideWhenUsed="1" w:qFormat="1"/>
-    <w:lsdException w:name="heading 7" w:semiHidden="1" w:uiPriority="9" w:unhideWhenUsed="1" w:qFormat="1"/>
-    <w:lsdException w:name="heading 8" w:semiHidden="1" w:uiPriority="9" w:unhideWhenUsed="1" w:qFormat="1"/>
-    <w:lsdException w:name="heading 9" w:semiHidden="1" w:uiPriority="9" w:unhideWhenUsed="1" w:qFormat="1"/>
+    <w:lsdException w:name="heading 2" w:uiPriority="9" w:semiHidden="1" w:unhideWhenUsed="1" w:qFormat="1"/>
+    <w:lsdException w:name="heading 3" w:uiPriority="9" w:semiHidden="1" w:unhideWhenUsed="1" w:qFormat="1"/>
+    <w:lsdException w:name="heading 4" w:uiPriority="9" w:semiHidden="1" w:unhideWhenUsed="1" w:qFormat="1"/>
+    <w:lsdException w:name="heading 5" w:uiPriority="9" w:semiHidden="1" w:unhideWhenUsed="1" w:qFormat="1"/>
+    <w:lsdException w:name="heading 6" w:uiPriority="9" w:semiHidden="1" w:unhideWhenUsed="1" w:qFormat="1"/>
+    <w:lsdException w:name="heading 7" w:uiPriority="9" w:semiHidden="1" w:unhideWhenUsed="1" w:qFormat="1"/>
+    <w:lsdException w:name="heading 8" w:uiPriority="9" w:semiHidden="1" w:unhideWhenUsed="1" w:qFormat="1"/>
+    <w:lsdException w:name="heading 9" w:uiPriority="9" w:semiHidden="1" w:unhideWhenUsed="1" w:qFormat="1"/>
     <w:lsdException w:name="index 1" w:semiHidden="1" w:unhideWhenUsed="1"/>
     <w:lsdException w:name="index 2" w:semiHidden="1" w:unhideWhenUsed="1"/>
     <w:lsdException w:name="index 3" w:semiHidden="1" w:unhideWhenUsed="1"/>
@@ -13003,22 +13603,22 @@
     <w:lsdException w:name="index 7" w:semiHidden="1" w:unhideWhenUsed="1"/>
     <w:lsdException w:name="index 8" w:semiHidden="1" w:unhideWhenUsed="1"/>
     <w:lsdException w:name="index 9" w:semiHidden="1" w:unhideWhenUsed="1"/>
-    <w:lsdException w:name="toc 1" w:semiHidden="1" w:uiPriority="39" w:unhideWhenUsed="1"/>
-    <w:lsdException w:name="toc 2" w:semiHidden="1" w:uiPriority="39" w:unhideWhenUsed="1"/>
-    <w:lsdException w:name="toc 3" w:semiHidden="1" w:uiPriority="39" w:unhideWhenUsed="1"/>
-    <w:lsdException w:name="toc 4" w:semiHidden="1" w:uiPriority="39" w:unhideWhenUsed="1"/>
-    <w:lsdException w:name="toc 5" w:semiHidden="1" w:uiPriority="39" w:unhideWhenUsed="1"/>
-    <w:lsdException w:name="toc 6" w:semiHidden="1" w:uiPriority="39" w:unhideWhenUsed="1"/>
-    <w:lsdException w:name="toc 7" w:semiHidden="1" w:uiPriority="39" w:unhideWhenUsed="1"/>
-    <w:lsdException w:name="toc 8" w:semiHidden="1" w:uiPriority="39" w:unhideWhenUsed="1"/>
-    <w:lsdException w:name="toc 9" w:semiHidden="1" w:uiPriority="39" w:unhideWhenUsed="1"/>
+    <w:lsdException w:name="toc 1" w:uiPriority="39" w:semiHidden="1" w:unhideWhenUsed="1"/>
+    <w:lsdException w:name="toc 2" w:uiPriority="39" w:semiHidden="1" w:unhideWhenUsed="1"/>
+    <w:lsdException w:name="toc 3" w:uiPriority="39" w:semiHidden="1" w:unhideWhenUsed="1"/>
+    <w:lsdException w:name="toc 4" w:uiPriority="39" w:semiHidden="1" w:unhideWhenUsed="1"/>
+    <w:lsdException w:name="toc 5" w:uiPriority="39" w:semiHidden="1" w:unhideWhenUsed="1"/>
+    <w:lsdException w:name="toc 6" w:uiPriority="39" w:semiHidden="1" w:unhideWhenUsed="1"/>
+    <w:lsdException w:name="toc 7" w:uiPriority="39" w:semiHidden="1" w:unhideWhenUsed="1"/>
+    <w:lsdException w:name="toc 8" w:uiPriority="39" w:semiHidden="1" w:unhideWhenUsed="1"/>
+    <w:lsdException w:name="toc 9" w:uiPriority="39" w:semiHidden="1" w:unhideWhenUsed="1"/>
     <w:lsdException w:name="Normal Indent" w:semiHidden="1" w:unhideWhenUsed="1"/>
     <w:lsdException w:name="footnote text" w:semiHidden="1" w:unhideWhenUsed="1"/>
     <w:lsdException w:name="annotation text" w:semiHidden="1" w:unhideWhenUsed="1"/>
     <w:lsdException w:name="header" w:semiHidden="1" w:unhideWhenUsed="1"/>
     <w:lsdException w:name="footer" w:semiHidden="1" w:unhideWhenUsed="1"/>
     <w:lsdException w:name="index heading" w:semiHidden="1" w:unhideWhenUsed="1"/>
-    <w:lsdException w:name="caption" w:semiHidden="1" w:uiPriority="35" w:unhideWhenUsed="1" w:qFormat="1"/>
+    <w:lsdException w:name="caption" w:uiPriority="35" w:semiHidden="1" w:unhideWhenUsed="1" w:qFormat="1"/>
     <w:lsdException w:name="table of figures" w:semiHidden="1" w:unhideWhenUsed="1"/>
     <w:lsdException w:name="envelope address" w:semiHidden="1" w:unhideWhenUsed="1"/>
     <w:lsdException w:name="envelope return" w:semiHidden="1" w:unhideWhenUsed="1"/>
@@ -13049,7 +13649,7 @@
     <w:lsdException w:name="Title" w:uiPriority="10" w:qFormat="1"/>
     <w:lsdException w:name="Closing" w:semiHidden="1" w:unhideWhenUsed="1"/>
     <w:lsdException w:name="Signature" w:semiHidden="1" w:unhideWhenUsed="1"/>
-    <w:lsdException w:name="Default Paragraph Font" w:semiHidden="1" w:uiPriority="1" w:unhideWhenUsed="1"/>
+    <w:lsdException w:name="Default Paragraph Font" w:uiPriority="1" w:semiHidden="1" w:unhideWhenUsed="1"/>
     <w:lsdException w:name="Body Text" w:semiHidden="1" w:unhideWhenUsed="1"/>
     <w:lsdException w:name="Body Text Indent" w:semiHidden="1" w:unhideWhenUsed="1"/>
     <w:lsdException w:name="List Continue" w:semiHidden="1" w:unhideWhenUsed="1"/>
@@ -13249,8 +13849,8 @@
     <w:lsdException w:name="Subtle Reference" w:uiPriority="31" w:qFormat="1"/>
     <w:lsdException w:name="Intense Reference" w:uiPriority="32" w:qFormat="1"/>
     <w:lsdException w:name="Book Title" w:uiPriority="33" w:qFormat="1"/>
-    <w:lsdException w:name="Bibliography" w:semiHidden="1" w:uiPriority="37" w:unhideWhenUsed="1"/>
-    <w:lsdException w:name="TOC Heading" w:semiHidden="1" w:uiPriority="39" w:unhideWhenUsed="1" w:qFormat="1"/>
+    <w:lsdException w:name="Bibliography" w:uiPriority="37" w:semiHidden="1" w:unhideWhenUsed="1"/>
+    <w:lsdException w:name="TOC Heading" w:uiPriority="39" w:semiHidden="1" w:unhideWhenUsed="1" w:qFormat="1"/>
     <w:lsdException w:name="Plain Table 1" w:uiPriority="41"/>
     <w:lsdException w:name="Plain Table 2" w:uiPriority="42"/>
     <w:lsdException w:name="Plain Table 3" w:uiPriority="43"/>
@@ -13361,11 +13961,11 @@
     <w:lsdException w:name="Unresolved Mention" w:semiHidden="1" w:unhideWhenUsed="1"/>
     <w:lsdException w:name="Smart Link" w:semiHidden="1" w:unhideWhenUsed="1"/>
   </w:latentStyles>
-  <w:style w:type="paragraph" w:default="1" w:styleId="Normal">
+  <w:style w:type="paragraph" w:styleId="Normal" w:default="1">
     <w:name w:val="Normal"/>
     <w:qFormat/>
     <w:rPr>
-      <w:rFonts w:ascii="Cambria" w:eastAsia="Cambria" w:hAnsi="Cambria" w:cs="Cambria"/>
+      <w:rFonts w:ascii="Cambria" w:hAnsi="Cambria" w:eastAsia="Cambria" w:cs="Cambria"/>
     </w:rPr>
   </w:style>
   <w:style w:type="paragraph" w:styleId="Heading1">
@@ -13453,13 +14053,13 @@
       <w:szCs w:val="21"/>
     </w:rPr>
   </w:style>
-  <w:style w:type="character" w:default="1" w:styleId="DefaultParagraphFont">
+  <w:style w:type="character" w:styleId="DefaultParagraphFont" w:default="1">
     <w:name w:val="Default Paragraph Font"/>
     <w:uiPriority w:val="1"/>
     <w:semiHidden/>
     <w:unhideWhenUsed/>
   </w:style>
-  <w:style w:type="table" w:default="1" w:styleId="TableNormal">
+  <w:style w:type="table" w:styleId="TableNormal" w:default="1">
     <w:name w:val="Normal Table"/>
     <w:uiPriority w:val="99"/>
     <w:semiHidden/>
@@ -13474,7 +14074,7 @@
       </w:tblCellMar>
     </w:tblPr>
   </w:style>
-  <w:style w:type="numbering" w:default="1" w:styleId="NoList">
+  <w:style w:type="numbering" w:styleId="NoList" w:default="1">
     <w:name w:val="No List"/>
     <w:uiPriority w:val="99"/>
     <w:semiHidden/>
@@ -13500,13 +14100,13 @@
       <w:ind w:left="1465" w:hanging="360"/>
     </w:pPr>
   </w:style>
-  <w:style w:type="paragraph" w:customStyle="1" w:styleId="TableParagraph">
+  <w:style w:type="paragraph" w:styleId="TableParagraph" w:customStyle="1">
     <w:name w:val="Table Paragraph"/>
     <w:basedOn w:val="Normal"/>
     <w:uiPriority w:val="1"/>
     <w:qFormat/>
   </w:style>
-  <w:style w:type="paragraph" w:customStyle="1" w:styleId="pdq2pgselectionanchorcontainer">
+  <w:style w:type="paragraph" w:styleId="pdq2pgselectionanchorcontainer" w:customStyle="1">
     <w:name w:val="pdq2pg_selectionanchorcontainer"/>
     <w:basedOn w:val="Normal"/>
     <w:rsid w:val="00185FE8"/>
@@ -13517,7 +14117,7 @@
       <w:spacing w:before="100" w:beforeAutospacing="1" w:after="100" w:afterAutospacing="1"/>
     </w:pPr>
     <w:rPr>
-      <w:rFonts w:ascii="Times New Roman" w:eastAsia="Times New Roman" w:hAnsi="Times New Roman" w:cs="Times New Roman"/>
+      <w:rFonts w:ascii="Times New Roman" w:hAnsi="Times New Roman" w:eastAsia="Times New Roman" w:cs="Times New Roman"/>
       <w:sz w:val="24"/>
       <w:szCs w:val="24"/>
       <w:lang w:val="en-IN" w:eastAsia="en-IN" w:bidi="ta-IN"/>
@@ -13547,7 +14147,7 @@
       <w:spacing w:before="100" w:beforeAutospacing="1" w:after="100" w:afterAutospacing="1"/>
     </w:pPr>
     <w:rPr>
-      <w:rFonts w:ascii="Times New Roman" w:eastAsia="Times New Roman" w:hAnsi="Times New Roman" w:cs="Times New Roman"/>
+      <w:rFonts w:ascii="Times New Roman" w:hAnsi="Times New Roman" w:eastAsia="Times New Roman" w:cs="Times New Roman"/>
       <w:sz w:val="24"/>
       <w:szCs w:val="24"/>
       <w:lang w:val="en-IN" w:eastAsia="en-IN" w:bidi="ta-IN"/>
@@ -13567,14 +14167,14 @@
       </w:tabs>
     </w:pPr>
   </w:style>
-  <w:style w:type="character" w:customStyle="1" w:styleId="HeaderChar">
+  <w:style w:type="character" w:styleId="HeaderChar" w:customStyle="1">
     <w:name w:val="Header Char"/>
     <w:basedOn w:val="DefaultParagraphFont"/>
     <w:link w:val="Header"/>
     <w:uiPriority w:val="99"/>
     <w:rsid w:val="00A86D23"/>
     <w:rPr>
-      <w:rFonts w:ascii="Cambria" w:eastAsia="Cambria" w:hAnsi="Cambria" w:cs="Cambria"/>
+      <w:rFonts w:ascii="Cambria" w:hAnsi="Cambria" w:eastAsia="Cambria" w:cs="Cambria"/>
     </w:rPr>
   </w:style>
   <w:style w:type="paragraph" w:styleId="Footer">
@@ -13591,14 +14191,14 @@
       </w:tabs>
     </w:pPr>
   </w:style>
-  <w:style w:type="character" w:customStyle="1" w:styleId="FooterChar">
+  <w:style w:type="character" w:styleId="FooterChar" w:customStyle="1">
     <w:name w:val="Footer Char"/>
     <w:basedOn w:val="DefaultParagraphFont"/>
     <w:link w:val="Footer"/>
     <w:uiPriority w:val="99"/>
     <w:rsid w:val="00A86D23"/>
     <w:rPr>
-      <w:rFonts w:ascii="Cambria" w:eastAsia="Cambria" w:hAnsi="Cambria" w:cs="Cambria"/>
+      <w:rFonts w:ascii="Cambria" w:hAnsi="Cambria" w:eastAsia="Cambria" w:cs="Cambria"/>
     </w:rPr>
   </w:style>
   <w:style w:type="character" w:styleId="Hyperlink">
@@ -13908,4 +14508,177 @@
   <a:objectDefaults/>
   <a:extraClrSchemeLst/>
 </a:theme>
+</file>
+
+<file path=customXml/item1.xml><?xml version="1.0" encoding="utf-8"?>
+<ct:contentTypeSchema xmlns:ct="http://schemas.microsoft.com/office/2006/metadata/contentType" xmlns:ma="http://schemas.microsoft.com/office/2006/metadata/properties/metaAttributes" ct:_="" ma:_="" ma:contentTypeName="Document" ma:contentTypeID="0x010100BB4722A5B8899C46B969EB128F847344" ma:contentTypeVersion="4" ma:contentTypeDescription="Create a new document." ma:contentTypeScope="" ma:versionID="14f8138e4eb63a73dcbdf43b2540dc26">
+  <xsd:schema xmlns:xsd="http://www.w3.org/2001/XMLSchema" xmlns:xs="http://www.w3.org/2001/XMLSchema" xmlns:p="http://schemas.microsoft.com/office/2006/metadata/properties" xmlns:ns2="a55f4fe3-75c2-4eeb-8c79-11c190f07ba0" targetNamespace="http://schemas.microsoft.com/office/2006/metadata/properties" ma:root="true" ma:fieldsID="d3173b9800f40fb748dc394af63f3c02" ns2:_="">
+    <xsd:import namespace="a55f4fe3-75c2-4eeb-8c79-11c190f07ba0"/>
+    <xsd:element name="properties">
+      <xsd:complexType>
+        <xsd:sequence>
+          <xsd:element name="documentManagement">
+            <xsd:complexType>
+              <xsd:all>
+                <xsd:element ref="ns2:ReferenceId" minOccurs="0"/>
+                <xsd:element ref="ns2:MediaServiceMetadata" minOccurs="0"/>
+                <xsd:element ref="ns2:MediaServiceFastMetadata" minOccurs="0"/>
+                <xsd:element ref="ns2:MediaServiceSearchProperties" minOccurs="0"/>
+              </xsd:all>
+            </xsd:complexType>
+          </xsd:element>
+        </xsd:sequence>
+      </xsd:complexType>
+    </xsd:element>
+  </xsd:schema>
+  <xsd:schema xmlns:xsd="http://www.w3.org/2001/XMLSchema" xmlns:xs="http://www.w3.org/2001/XMLSchema" xmlns:dms="http://schemas.microsoft.com/office/2006/documentManagement/types" xmlns:pc="http://schemas.microsoft.com/office/infopath/2007/PartnerControls" targetNamespace="a55f4fe3-75c2-4eeb-8c79-11c190f07ba0" elementFormDefault="qualified">
+    <xsd:import namespace="http://schemas.microsoft.com/office/2006/documentManagement/types"/>
+    <xsd:import namespace="http://schemas.microsoft.com/office/infopath/2007/PartnerControls"/>
+    <xsd:element name="ReferenceId" ma:index="8" nillable="true" ma:displayName="ReferenceId" ma:indexed="true" ma:internalName="ReferenceId">
+      <xsd:simpleType>
+        <xsd:restriction base="dms:Text"/>
+      </xsd:simpleType>
+    </xsd:element>
+    <xsd:element name="MediaServiceMetadata" ma:index="9" nillable="true" ma:displayName="MediaServiceMetadata" ma:hidden="true" ma:internalName="MediaServiceMetadata" ma:readOnly="true">
+      <xsd:simpleType>
+        <xsd:restriction base="dms:Note"/>
+      </xsd:simpleType>
+    </xsd:element>
+    <xsd:element name="MediaServiceFastMetadata" ma:index="10" nillable="true" ma:displayName="MediaServiceFastMetadata" ma:hidden="true" ma:internalName="MediaServiceFastMetadata" ma:readOnly="true">
+      <xsd:simpleType>
+        <xsd:restriction base="dms:Note"/>
+      </xsd:simpleType>
+    </xsd:element>
+    <xsd:element name="MediaServiceSearchProperties" ma:index="11" nillable="true" ma:displayName="MediaServiceSearchProperties" ma:hidden="true" ma:internalName="MediaServiceSearchProperties" ma:readOnly="true">
+      <xsd:simpleType>
+        <xsd:restriction base="dms:Note"/>
+      </xsd:simpleType>
+    </xsd:element>
+  </xsd:schema>
+  <xsd:schema xmlns="http://schemas.openxmlformats.org/package/2006/metadata/core-properties" xmlns:xsd="http://www.w3.org/2001/XMLSchema" xmlns:xsi="http://www.w3.org/2001/XMLSchema-instance" xmlns:dc="http://purl.org/dc/elements/1.1/" xmlns:dcterms="http://purl.org/dc/terms/" xmlns:odoc="http://schemas.microsoft.com/internal/obd" targetNamespace="http://schemas.openxmlformats.org/package/2006/metadata/core-properties" elementFormDefault="qualified" attributeFormDefault="unqualified" blockDefault="#all">
+    <xsd:import namespace="http://purl.org/dc/elements/1.1/" schemaLocation="http://dublincore.org/schemas/xmls/qdc/2003/04/02/dc.xsd"/>
+    <xsd:import namespace="http://purl.org/dc/terms/" schemaLocation="http://dublincore.org/schemas/xmls/qdc/2003/04/02/dcterms.xsd"/>
+    <xsd:element name="coreProperties" type="CT_coreProperties"/>
+    <xsd:complexType name="CT_coreProperties">
+      <xsd:all>
+        <xsd:element ref="dc:creator" minOccurs="0" maxOccurs="1"/>
+        <xsd:element ref="dcterms:created" minOccurs="0" maxOccurs="1"/>
+        <xsd:element ref="dc:identifier" minOccurs="0" maxOccurs="1"/>
+        <xsd:element name="contentType" minOccurs="0" maxOccurs="1" type="xsd:string" ma:index="0" ma:displayName="Content Type"/>
+        <xsd:element ref="dc:title" minOccurs="0" maxOccurs="1" ma:index="4" ma:displayName="Title"/>
+        <xsd:element ref="dc:subject" minOccurs="0" maxOccurs="1"/>
+        <xsd:element ref="dc:description" minOccurs="0" maxOccurs="1"/>
+        <xsd:element name="keywords" minOccurs="0" maxOccurs="1" type="xsd:string"/>
+        <xsd:element ref="dc:language" minOccurs="0" maxOccurs="1"/>
+        <xsd:element name="category" minOccurs="0" maxOccurs="1" type="xsd:string"/>
+        <xsd:element name="version" minOccurs="0" maxOccurs="1" type="xsd:string"/>
+        <xsd:element name="revision" minOccurs="0" maxOccurs="1" type="xsd:string">
+          <xsd:annotation>
+            <xsd:documentation>
+                        This value indicates the number of saves or revisions. The application is responsible for updating this value after each revision.
+                    </xsd:documentation>
+          </xsd:annotation>
+        </xsd:element>
+        <xsd:element name="lastModifiedBy" minOccurs="0" maxOccurs="1" type="xsd:string"/>
+        <xsd:element ref="dcterms:modified" minOccurs="0" maxOccurs="1"/>
+        <xsd:element name="contentStatus" minOccurs="0" maxOccurs="1" type="xsd:string"/>
+      </xsd:all>
+    </xsd:complexType>
+  </xsd:schema>
+  <xs:schema xmlns:pc="http://schemas.microsoft.com/office/infopath/2007/PartnerControls" xmlns:xs="http://www.w3.org/2001/XMLSchema" targetNamespace="http://schemas.microsoft.com/office/infopath/2007/PartnerControls" elementFormDefault="qualified" attributeFormDefault="unqualified">
+    <xs:element name="Person">
+      <xs:complexType>
+        <xs:sequence>
+          <xs:element ref="pc:DisplayName" minOccurs="0"/>
+          <xs:element ref="pc:AccountId" minOccurs="0"/>
+          <xs:element ref="pc:AccountType" minOccurs="0"/>
+        </xs:sequence>
+      </xs:complexType>
+    </xs:element>
+    <xs:element name="DisplayName" type="xs:string"/>
+    <xs:element name="AccountId" type="xs:string"/>
+    <xs:element name="AccountType" type="xs:string"/>
+    <xs:element name="BDCAssociatedEntity">
+      <xs:complexType>
+        <xs:sequence>
+          <xs:element ref="pc:BDCEntity" minOccurs="0" maxOccurs="unbounded"/>
+        </xs:sequence>
+        <xs:attribute ref="pc:EntityNamespace"/>
+        <xs:attribute ref="pc:EntityName"/>
+        <xs:attribute ref="pc:SystemInstanceName"/>
+        <xs:attribute ref="pc:AssociationName"/>
+      </xs:complexType>
+    </xs:element>
+    <xs:attribute name="EntityNamespace" type="xs:string"/>
+    <xs:attribute name="EntityName" type="xs:string"/>
+    <xs:attribute name="SystemInstanceName" type="xs:string"/>
+    <xs:attribute name="AssociationName" type="xs:string"/>
+    <xs:element name="BDCEntity">
+      <xs:complexType>
+        <xs:sequence>
+          <xs:element ref="pc:EntityDisplayName" minOccurs="0"/>
+          <xs:element ref="pc:EntityInstanceReference" minOccurs="0"/>
+          <xs:element ref="pc:EntityId1" minOccurs="0"/>
+          <xs:element ref="pc:EntityId2" minOccurs="0"/>
+          <xs:element ref="pc:EntityId3" minOccurs="0"/>
+          <xs:element ref="pc:EntityId4" minOccurs="0"/>
+          <xs:element ref="pc:EntityId5" minOccurs="0"/>
+        </xs:sequence>
+      </xs:complexType>
+    </xs:element>
+    <xs:element name="EntityDisplayName" type="xs:string"/>
+    <xs:element name="EntityInstanceReference" type="xs:string"/>
+    <xs:element name="EntityId1" type="xs:string"/>
+    <xs:element name="EntityId2" type="xs:string"/>
+    <xs:element name="EntityId3" type="xs:string"/>
+    <xs:element name="EntityId4" type="xs:string"/>
+    <xs:element name="EntityId5" type="xs:string"/>
+    <xs:element name="Terms">
+      <xs:complexType>
+        <xs:sequence>
+          <xs:element ref="pc:TermInfo" minOccurs="0" maxOccurs="unbounded"/>
+        </xs:sequence>
+      </xs:complexType>
+    </xs:element>
+    <xs:element name="TermInfo">
+      <xs:complexType>
+        <xs:sequence>
+          <xs:element ref="pc:TermName" minOccurs="0"/>
+          <xs:element ref="pc:TermId" minOccurs="0"/>
+        </xs:sequence>
+      </xs:complexType>
+    </xs:element>
+    <xs:element name="TermName" type="xs:string"/>
+    <xs:element name="TermId" type="xs:string"/>
+  </xs:schema>
+</ct:contentTypeSchema>
+</file>
+
+<file path=customXml/item2.xml><?xml version="1.0" encoding="utf-8"?>
+<?mso-contentType ?>
+<FormTemplates xmlns="http://schemas.microsoft.com/sharepoint/v3/contenttype/forms">
+  <Display>DocumentLibraryForm</Display>
+  <Edit>DocumentLibraryForm</Edit>
+  <New>DocumentLibraryForm</New>
+</FormTemplates>
+</file>
+
+<file path=customXml/item3.xml><?xml version="1.0" encoding="utf-8"?>
+<p:properties xmlns:p="http://schemas.microsoft.com/office/2006/metadata/properties" xmlns:xsi="http://www.w3.org/2001/XMLSchema-instance" xmlns:pc="http://schemas.microsoft.com/office/infopath/2007/PartnerControls">
+  <documentManagement>
+    <ReferenceId xmlns="a55f4fe3-75c2-4eeb-8c79-11c190f07ba0" xsi:nil="true"/>
+  </documentManagement>
+</p:properties>
+</file>
+
+<file path=customXml/itemProps1.xml><?xml version="1.0" encoding="utf-8"?>
+<ds:datastoreItem xmlns:ds="http://schemas.openxmlformats.org/officeDocument/2006/customXml" ds:itemID="{D19EF5D3-783B-4E21-BCB9-B642A63E547D}"/>
+</file>
+
+<file path=customXml/itemProps2.xml><?xml version="1.0" encoding="utf-8"?>
+<ds:datastoreItem xmlns:ds="http://schemas.openxmlformats.org/officeDocument/2006/customXml" ds:itemID="{6642209A-AE84-44BE-B36E-4630B9C11B19}"/>
+</file>
+
+<file path=customXml/itemProps3.xml><?xml version="1.0" encoding="utf-8"?>
+<ds:datastoreItem xmlns:ds="http://schemas.openxmlformats.org/officeDocument/2006/customXml" ds:itemID="{24D8F06B-2E61-403D-8190-A89E15644CC2}"/>
 </file>